--- a/Week4-Procs-Indexes/Week4_Item3_CRUD_Testing.docx
+++ b/Week4-Procs-Indexes/Week4_Item3_CRUD_Testing.docx
@@ -106,7 +106,7 @@
           <w:b w:val="0"/>
           <w:i w:val="0"/>
         </w:rPr>
-        <w:t>The project says each procedure "should not generate any exceptions and all should return data." Both tables have constraints a bad call would trip (a unique name on Charities, foreign keys on both, and a row that does not exist for update and delete), so every procedure checks for those first and returns a Rejected message instead of letting SQL Server throw. On a good call each returns the row it worked on, or for a delete what was deleted.</w:t>
+        <w:t>The project says each procedure "should not generate any exceptions and all should return data." Both tables have constraints a bad insert would trip (a unique name on Charities and foreign keys on both), so the INSERT procedures check for those first and return a Rejected message instead of letting SQL Server throw. Every procedure returns a result set: the row it worked on, or for a delete the number of rows deleted.</w:t>
       </w:r>
     </w:p>
     <w:p>
@@ -1471,10 +1471,522 @@
     <w:p/>
     <w:p>
       <w:pPr>
+        <w:spacing w:after="0" w:before="0"/>
+      </w:pPr>
+      <w:r>
+        <w:rPr>
+          <w:rFonts w:ascii="Consolas" w:hAnsi="Consolas"/>
+          <w:sz w:val="18"/>
+        </w:rPr>
+        <w:t>CREATE PROCEDURE spN_InsertKitchenDetails</w:t>
+      </w:r>
+    </w:p>
+    <w:p>
+      <w:pPr>
+        <w:spacing w:after="0" w:before="0"/>
+      </w:pPr>
+      <w:r>
+        <w:rPr>
+          <w:rFonts w:ascii="Consolas" w:hAnsi="Consolas"/>
+          <w:sz w:val="18"/>
+        </w:rPr>
+        <w:t xml:space="preserve">    @LocationID INT,</w:t>
+      </w:r>
+    </w:p>
+    <w:p>
+      <w:pPr>
+        <w:spacing w:after="0" w:before="0"/>
+      </w:pPr>
+      <w:r>
+        <w:rPr>
+          <w:rFonts w:ascii="Consolas" w:hAnsi="Consolas"/>
+          <w:sz w:val="18"/>
+        </w:rPr>
+        <w:t xml:space="preserve">    @NumStoves INT,</w:t>
+      </w:r>
+    </w:p>
+    <w:p>
+      <w:pPr>
+        <w:spacing w:after="0" w:before="0"/>
+      </w:pPr>
+      <w:r>
+        <w:rPr>
+          <w:rFonts w:ascii="Consolas" w:hAnsi="Consolas"/>
+          <w:sz w:val="18"/>
+        </w:rPr>
+        <w:t xml:space="preserve">    @AreaSqft INT,</w:t>
+      </w:r>
+    </w:p>
+    <w:p>
+      <w:pPr>
+        <w:spacing w:after="0" w:before="0"/>
+      </w:pPr>
+      <w:r>
+        <w:rPr>
+          <w:rFonts w:ascii="Consolas" w:hAnsi="Consolas"/>
+          <w:sz w:val="18"/>
+        </w:rPr>
+        <w:t xml:space="preserve">    @MinCooks INT,</w:t>
+      </w:r>
+    </w:p>
+    <w:p>
+      <w:pPr>
+        <w:spacing w:after="0" w:before="0"/>
+      </w:pPr>
+      <w:r>
+        <w:rPr>
+          <w:rFonts w:ascii="Consolas" w:hAnsi="Consolas"/>
+          <w:sz w:val="18"/>
+        </w:rPr>
+        <w:t xml:space="preserve">    @LeadChef INT,</w:t>
+      </w:r>
+    </w:p>
+    <w:p>
+      <w:pPr>
+        <w:spacing w:after="0" w:before="0"/>
+      </w:pPr>
+      <w:r>
+        <w:rPr>
+          <w:rFonts w:ascii="Consolas" w:hAnsi="Consolas"/>
+          <w:sz w:val="18"/>
+        </w:rPr>
+        <w:t xml:space="preserve">    @FreezerCubicFeet INT,</w:t>
+      </w:r>
+    </w:p>
+    <w:p>
+      <w:pPr>
+        <w:spacing w:after="0" w:before="0"/>
+      </w:pPr>
+      <w:r>
+        <w:rPr>
+          <w:rFonts w:ascii="Consolas" w:hAnsi="Consolas"/>
+          <w:sz w:val="18"/>
+        </w:rPr>
+        <w:t xml:space="preserve">    @LastInspectionDate DATETIME = NULL,</w:t>
+      </w:r>
+    </w:p>
+    <w:p>
+      <w:pPr>
+        <w:spacing w:after="0" w:before="0"/>
+      </w:pPr>
+      <w:r>
+        <w:rPr>
+          <w:rFonts w:ascii="Consolas" w:hAnsi="Consolas"/>
+          <w:sz w:val="18"/>
+        </w:rPr>
+        <w:t xml:space="preserve">    @InspectionComments NVARCHAR(500) = NULL,</w:t>
+      </w:r>
+    </w:p>
+    <w:p>
+      <w:pPr>
+        <w:spacing w:after="0" w:before="0"/>
+      </w:pPr>
+      <w:r>
+        <w:rPr>
+          <w:rFonts w:ascii="Consolas" w:hAnsi="Consolas"/>
+          <w:sz w:val="18"/>
+        </w:rPr>
+        <w:t xml:space="preserve">    @InspectionPassed BIT = NULL</w:t>
+      </w:r>
+    </w:p>
+    <w:p>
+      <w:pPr>
+        <w:spacing w:after="0" w:before="0"/>
+      </w:pPr>
+      <w:r>
+        <w:rPr>
+          <w:rFonts w:ascii="Consolas" w:hAnsi="Consolas"/>
+          <w:sz w:val="18"/>
+        </w:rPr>
+        <w:t>AS</w:t>
+      </w:r>
+    </w:p>
+    <w:p>
+      <w:pPr>
+        <w:spacing w:after="0" w:before="0"/>
+      </w:pPr>
+      <w:r>
+        <w:rPr>
+          <w:rFonts w:ascii="Consolas" w:hAnsi="Consolas"/>
+          <w:sz w:val="18"/>
+        </w:rPr>
+        <w:t>BEGIN</w:t>
+      </w:r>
+    </w:p>
+    <w:p>
+      <w:pPr>
+        <w:spacing w:after="0" w:before="0"/>
+      </w:pPr>
+      <w:r>
+        <w:rPr>
+          <w:rFonts w:ascii="Consolas" w:hAnsi="Consolas"/>
+          <w:sz w:val="18"/>
+        </w:rPr>
+        <w:t xml:space="preserve">    SET NOCOUNT ON;</w:t>
+      </w:r>
+    </w:p>
+    <w:p>
+      <w:pPr>
+        <w:spacing w:after="0" w:before="0"/>
+      </w:pPr>
+      <w:r>
+        <w:rPr>
+          <w:rFonts w:ascii="Consolas" w:hAnsi="Consolas"/>
+          <w:sz w:val="18"/>
+        </w:rPr>
+      </w:r>
+    </w:p>
+    <w:p>
+      <w:pPr>
+        <w:spacing w:after="0" w:before="0"/>
+      </w:pPr>
+      <w:r>
+        <w:rPr>
+          <w:rFonts w:ascii="Consolas" w:hAnsi="Consolas"/>
+          <w:sz w:val="18"/>
+        </w:rPr>
+        <w:t xml:space="preserve">    IF NOT EXISTS (SELECT 1 FROM Demographic WHERE LocationID = @LocationID)</w:t>
+      </w:r>
+    </w:p>
+    <w:p>
+      <w:pPr>
+        <w:spacing w:after="0" w:before="0"/>
+      </w:pPr>
+      <w:r>
+        <w:rPr>
+          <w:rFonts w:ascii="Consolas" w:hAnsi="Consolas"/>
+          <w:sz w:val="18"/>
+        </w:rPr>
+        <w:t xml:space="preserve">    BEGIN</w:t>
+      </w:r>
+    </w:p>
+    <w:p>
+      <w:pPr>
+        <w:spacing w:after="0" w:before="0"/>
+      </w:pPr>
+      <w:r>
+        <w:rPr>
+          <w:rFonts w:ascii="Consolas" w:hAnsi="Consolas"/>
+          <w:sz w:val="18"/>
+        </w:rPr>
+        <w:t xml:space="preserve">        SELECT CONCAT('Rejected - no location with ID ', ISNULL(@LocationID, 0), '.') AS 'Result';</w:t>
+      </w:r>
+    </w:p>
+    <w:p>
+      <w:pPr>
+        <w:spacing w:after="0" w:before="0"/>
+      </w:pPr>
+      <w:r>
+        <w:rPr>
+          <w:rFonts w:ascii="Consolas" w:hAnsi="Consolas"/>
+          <w:sz w:val="18"/>
+        </w:rPr>
+        <w:t xml:space="preserve">        RETURN 1;</w:t>
+      </w:r>
+    </w:p>
+    <w:p>
+      <w:pPr>
+        <w:spacing w:after="0" w:before="0"/>
+      </w:pPr>
+      <w:r>
+        <w:rPr>
+          <w:rFonts w:ascii="Consolas" w:hAnsi="Consolas"/>
+          <w:sz w:val="18"/>
+        </w:rPr>
+        <w:t xml:space="preserve">    END;</w:t>
+      </w:r>
+    </w:p>
+    <w:p>
+      <w:pPr>
+        <w:spacing w:after="0" w:before="0"/>
+      </w:pPr>
+      <w:r>
+        <w:rPr>
+          <w:rFonts w:ascii="Consolas" w:hAnsi="Consolas"/>
+          <w:sz w:val="18"/>
+        </w:rPr>
+      </w:r>
+    </w:p>
+    <w:p>
+      <w:pPr>
+        <w:spacing w:after="0" w:before="0"/>
+      </w:pPr>
+      <w:r>
+        <w:rPr>
+          <w:rFonts w:ascii="Consolas" w:hAnsi="Consolas"/>
+          <w:sz w:val="18"/>
+        </w:rPr>
+        <w:t xml:space="preserve">    IF NOT EXISTS (SELECT 1 FROM Chefs WHERE ChefID = @LeadChef)</w:t>
+      </w:r>
+    </w:p>
+    <w:p>
+      <w:pPr>
+        <w:spacing w:after="0" w:before="0"/>
+      </w:pPr>
+      <w:r>
+        <w:rPr>
+          <w:rFonts w:ascii="Consolas" w:hAnsi="Consolas"/>
+          <w:sz w:val="18"/>
+        </w:rPr>
+        <w:t xml:space="preserve">    BEGIN</w:t>
+      </w:r>
+    </w:p>
+    <w:p>
+      <w:pPr>
+        <w:spacing w:after="0" w:before="0"/>
+      </w:pPr>
+      <w:r>
+        <w:rPr>
+          <w:rFonts w:ascii="Consolas" w:hAnsi="Consolas"/>
+          <w:sz w:val="18"/>
+        </w:rPr>
+        <w:t xml:space="preserve">        SELECT CONCAT('Rejected - no chef with ID ', ISNULL(@LeadChef, 0), '.') AS 'Result';</w:t>
+      </w:r>
+    </w:p>
+    <w:p>
+      <w:pPr>
+        <w:spacing w:after="0" w:before="0"/>
+      </w:pPr>
+      <w:r>
+        <w:rPr>
+          <w:rFonts w:ascii="Consolas" w:hAnsi="Consolas"/>
+          <w:sz w:val="18"/>
+        </w:rPr>
+        <w:t xml:space="preserve">        RETURN 1;</w:t>
+      </w:r>
+    </w:p>
+    <w:p>
+      <w:pPr>
+        <w:spacing w:after="0" w:before="0"/>
+      </w:pPr>
+      <w:r>
+        <w:rPr>
+          <w:rFonts w:ascii="Consolas" w:hAnsi="Consolas"/>
+          <w:sz w:val="18"/>
+        </w:rPr>
+        <w:t xml:space="preserve">    END;</w:t>
+      </w:r>
+    </w:p>
+    <w:p>
+      <w:pPr>
+        <w:spacing w:after="0" w:before="0"/>
+      </w:pPr>
+      <w:r>
+        <w:rPr>
+          <w:rFonts w:ascii="Consolas" w:hAnsi="Consolas"/>
+          <w:sz w:val="18"/>
+        </w:rPr>
+      </w:r>
+    </w:p>
+    <w:p>
+      <w:pPr>
+        <w:spacing w:after="0" w:before="0"/>
+      </w:pPr>
+      <w:r>
+        <w:rPr>
+          <w:rFonts w:ascii="Consolas" w:hAnsi="Consolas"/>
+          <w:sz w:val="18"/>
+        </w:rPr>
+        <w:t xml:space="preserve">    IF ISNULL(@NumStoves, 0) &lt;= 0 OR ISNULL(@AreaSqft, 0) &lt;= 0</w:t>
+      </w:r>
+    </w:p>
+    <w:p>
+      <w:pPr>
+        <w:spacing w:after="0" w:before="0"/>
+      </w:pPr>
+      <w:r>
+        <w:rPr>
+          <w:rFonts w:ascii="Consolas" w:hAnsi="Consolas"/>
+          <w:sz w:val="18"/>
+        </w:rPr>
+        <w:t xml:space="preserve">        OR ISNULL(@MinCooks, 0) &lt;= 0 OR ISNULL(@FreezerCubicFeet, 0) &lt;= 0</w:t>
+      </w:r>
+    </w:p>
+    <w:p>
+      <w:pPr>
+        <w:spacing w:after="0" w:before="0"/>
+      </w:pPr>
+      <w:r>
+        <w:rPr>
+          <w:rFonts w:ascii="Consolas" w:hAnsi="Consolas"/>
+          <w:sz w:val="18"/>
+        </w:rPr>
+        <w:t xml:space="preserve">    BEGIN</w:t>
+      </w:r>
+    </w:p>
+    <w:p>
+      <w:pPr>
+        <w:spacing w:after="0" w:before="0"/>
+      </w:pPr>
+      <w:r>
+        <w:rPr>
+          <w:rFonts w:ascii="Consolas" w:hAnsi="Consolas"/>
+          <w:sz w:val="18"/>
+        </w:rPr>
+        <w:t xml:space="preserve">        SELECT 'Rejected - stoves, area, min cooks and freezer size must be above zero.' AS 'Result';</w:t>
+      </w:r>
+    </w:p>
+    <w:p>
+      <w:pPr>
+        <w:spacing w:after="0" w:before="0"/>
+      </w:pPr>
+      <w:r>
+        <w:rPr>
+          <w:rFonts w:ascii="Consolas" w:hAnsi="Consolas"/>
+          <w:sz w:val="18"/>
+        </w:rPr>
+        <w:t xml:space="preserve">        RETURN 1;</w:t>
+      </w:r>
+    </w:p>
+    <w:p>
+      <w:pPr>
+        <w:spacing w:after="0" w:before="0"/>
+      </w:pPr>
+      <w:r>
+        <w:rPr>
+          <w:rFonts w:ascii="Consolas" w:hAnsi="Consolas"/>
+          <w:sz w:val="18"/>
+        </w:rPr>
+        <w:t xml:space="preserve">    END;</w:t>
+      </w:r>
+    </w:p>
+    <w:p>
+      <w:pPr>
+        <w:spacing w:after="0" w:before="0"/>
+      </w:pPr>
+      <w:r>
+        <w:rPr>
+          <w:rFonts w:ascii="Consolas" w:hAnsi="Consolas"/>
+          <w:sz w:val="18"/>
+        </w:rPr>
+      </w:r>
+    </w:p>
+    <w:p>
+      <w:pPr>
+        <w:spacing w:after="0" w:before="0"/>
+      </w:pPr>
+      <w:r>
+        <w:rPr>
+          <w:rFonts w:ascii="Consolas" w:hAnsi="Consolas"/>
+          <w:sz w:val="18"/>
+        </w:rPr>
+        <w:t xml:space="preserve">    INSERT INTO KitchenDetails</w:t>
+      </w:r>
+    </w:p>
+    <w:p>
+      <w:pPr>
+        <w:spacing w:after="0" w:before="0"/>
+      </w:pPr>
+      <w:r>
+        <w:rPr>
+          <w:rFonts w:ascii="Consolas" w:hAnsi="Consolas"/>
+          <w:sz w:val="18"/>
+        </w:rPr>
+        <w:t xml:space="preserve">        (LocationID, NumStoves, AreaSqft, MinCooks, LeadChef, FreezerCubicFeet,</w:t>
+      </w:r>
+    </w:p>
+    <w:p>
+      <w:pPr>
+        <w:spacing w:after="0" w:before="0"/>
+      </w:pPr>
+      <w:r>
+        <w:rPr>
+          <w:rFonts w:ascii="Consolas" w:hAnsi="Consolas"/>
+          <w:sz w:val="18"/>
+        </w:rPr>
+        <w:t xml:space="preserve">        LastInspectionDate, InspectionComments, InspectionPassed)</w:t>
+      </w:r>
+    </w:p>
+    <w:p>
+      <w:pPr>
+        <w:spacing w:after="0" w:before="0"/>
+      </w:pPr>
+      <w:r>
+        <w:rPr>
+          <w:rFonts w:ascii="Consolas" w:hAnsi="Consolas"/>
+          <w:sz w:val="18"/>
+        </w:rPr>
+        <w:t xml:space="preserve">    VALUES</w:t>
+      </w:r>
+    </w:p>
+    <w:p>
+      <w:pPr>
+        <w:spacing w:after="0" w:before="0"/>
+      </w:pPr>
+      <w:r>
+        <w:rPr>
+          <w:rFonts w:ascii="Consolas" w:hAnsi="Consolas"/>
+          <w:sz w:val="18"/>
+        </w:rPr>
+        <w:t xml:space="preserve">        (@LocationID, @NumStoves, @AreaSqft, @MinCooks, @LeadChef, @FreezerCubicFeet,</w:t>
+      </w:r>
+    </w:p>
+    <w:p>
+      <w:pPr>
+        <w:spacing w:after="0" w:before="0"/>
+      </w:pPr>
+      <w:r>
+        <w:rPr>
+          <w:rFonts w:ascii="Consolas" w:hAnsi="Consolas"/>
+          <w:sz w:val="18"/>
+        </w:rPr>
+        <w:t xml:space="preserve">        @LastInspectionDate, @InspectionComments, @InspectionPassed);</w:t>
+      </w:r>
+    </w:p>
+    <w:p>
+      <w:pPr>
+        <w:spacing w:after="0" w:before="0"/>
+      </w:pPr>
+      <w:r>
+        <w:rPr>
+          <w:rFonts w:ascii="Consolas" w:hAnsi="Consolas"/>
+          <w:sz w:val="18"/>
+        </w:rPr>
+      </w:r>
+    </w:p>
+    <w:p>
+      <w:pPr>
+        <w:spacing w:after="0" w:before="0"/>
+      </w:pPr>
+      <w:r>
+        <w:rPr>
+          <w:rFonts w:ascii="Consolas" w:hAnsi="Consolas"/>
+          <w:sz w:val="18"/>
+        </w:rPr>
+        <w:t xml:space="preserve">    SELECT * FROM KitchenDetails WHERE KitchenID = SCOPE_IDENTITY();</w:t>
+      </w:r>
+    </w:p>
+    <w:p>
+      <w:pPr>
+        <w:spacing w:after="0" w:before="0"/>
+      </w:pPr>
+      <w:r>
+        <w:rPr>
+          <w:rFonts w:ascii="Consolas" w:hAnsi="Consolas"/>
+          <w:sz w:val="18"/>
+        </w:rPr>
+        <w:t xml:space="preserve">    RETURN 0;</w:t>
+      </w:r>
+    </w:p>
+    <w:p>
+      <w:pPr>
+        <w:spacing w:after="0" w:before="0"/>
+      </w:pPr>
+      <w:r>
+        <w:rPr>
+          <w:rFonts w:ascii="Consolas" w:hAnsi="Consolas"/>
+          <w:sz w:val="18"/>
+        </w:rPr>
+        <w:t>END;</w:t>
+      </w:r>
+    </w:p>
+    <w:p/>
+    <w:p>
+      <w:pPr>
         <w:pStyle w:val="Heading3"/>
       </w:pPr>
       <w:r>
-        <w:t>Test - a good insert</w:t>
+        <w:t>Test - a good call then bad calls for each</w:t>
       </w:r>
     </w:p>
     <w:p>
@@ -1488,13 +2000,63 @@
       </w:r>
     </w:p>
     <w:p>
+      <w:r>
+        <w:rPr>
+          <w:rFonts w:ascii="Consolas" w:hAnsi="Consolas"/>
+          <w:b/>
+          <w:sz w:val="20"/>
+        </w:rPr>
+        <w:t>EXEC spN_InsertCharities @CharityName = 'Week 4 Test Charity';</w:t>
+      </w:r>
+    </w:p>
+    <w:p>
+      <w:r>
+        <w:rPr>
+          <w:rFonts w:ascii="Consolas" w:hAnsi="Consolas"/>
+          <w:b/>
+          <w:sz w:val="20"/>
+        </w:rPr>
+        <w:t>EXEC spN_InsertCharities @CharityName = 'Bad Branch', @DonatingLocationID = 9999;</w:t>
+      </w:r>
+    </w:p>
+    <w:p>
+      <w:r>
+        <w:rPr>
+          <w:rFonts w:ascii="Consolas" w:hAnsi="Consolas"/>
+          <w:b/>
+          <w:sz w:val="20"/>
+        </w:rPr>
+        <w:t>EXEC spN_InsertKitchenDetails @LocationID = 1, @NumStoves = 5, @AreaSqft = 80, @MinCooks = 4, @LeadChef = 501, @FreezerCubicFeet = 100, @InspectionComments = 'Week 4 test row';</w:t>
+      </w:r>
+    </w:p>
+    <w:p>
+      <w:r>
+        <w:rPr>
+          <w:rFonts w:ascii="Consolas" w:hAnsi="Consolas"/>
+          <w:b/>
+          <w:sz w:val="20"/>
+        </w:rPr>
+        <w:t>EXEC spN_InsertKitchenDetails @LocationID = 1, @NumStoves = 5, @AreaSqft = 80, @MinCooks = 4, @LeadChef = 9999, @FreezerCubicFeet = 100;</w:t>
+      </w:r>
+    </w:p>
+    <w:p>
+      <w:r>
+        <w:rPr>
+          <w:rFonts w:ascii="Consolas" w:hAnsi="Consolas"/>
+          <w:b/>
+          <w:sz w:val="20"/>
+        </w:rPr>
+        <w:t>EXEC spN_InsertKitchenDetails @LocationID = 1, @NumStoves = 0, @AreaSqft = 80, @MinCooks = 4, @LeadChef = 501, @FreezerCubicFeet = 100;</w:t>
+      </w:r>
+    </w:p>
+    <w:p>
       <w:pPr>
         <w:jc w:val="center"/>
       </w:pPr>
       <w:r>
         <w:drawing>
           <wp:inline xmlns:a="http://schemas.openxmlformats.org/drawingml/2006/main" xmlns:pic="http://schemas.openxmlformats.org/drawingml/2006/picture">
-            <wp:extent cx="5943600" cy="1085782"/>
+            <wp:extent cx="5943600" cy="3853876"/>
             <wp:docPr id="3" name="Picture 3"/>
             <wp:cNvGraphicFramePr>
               <a:graphicFrameLocks noChangeAspect="1"/>
@@ -1503,7 +2065,7 @@
               <a:graphicData uri="http://schemas.openxmlformats.org/drawingml/2006/picture">
                 <pic:pic>
                   <pic:nvPicPr>
-                    <pic:cNvPr id="0" name="5.PNG"/>
+                    <pic:cNvPr id="0" name="3_insert.png"/>
                     <pic:cNvPicPr/>
                   </pic:nvPicPr>
                   <pic:blipFill>
@@ -1515,7 +2077,7 @@
                   <pic:spPr>
                     <a:xfrm>
                       <a:off x="0" y="0"/>
-                      <a:ext cx="5943600" cy="1085782"/>
+                      <a:ext cx="5943600" cy="3853876"/>
                     </a:xfrm>
                     <a:prstGeom prst="rect"/>
                   </pic:spPr>
@@ -1533,15 +2095,744 @@
           <w:i/>
           <w:sz w:val="20"/>
         </w:rPr>
-        <w:t>Figure 3: The new row comes back with CharityID and CreationDate filled in by the database, not passed in.</w:t>
+        <w:t>Figure 3: Six results, one per call. The good calls return the new charity (11003) and kitchen (2004) with their IDs and CreationDate filled in by the database. The duplicate name, the bad location ID, the bad chef ID and the zero stoves each come back as a Rejected message - the status bar shows no error, so no exception was raised.</w:t>
       </w:r>
     </w:p>
     <w:p>
       <w:pPr>
+        <w:pStyle w:val="Heading2"/>
+      </w:pPr>
+      <w:r>
+        <w:t>UPDATE - spN_UpdateCharities and spN_UpdateKitchenDetails (Nicholas)</w:t>
+      </w:r>
+    </w:p>
+    <w:p>
+      <w:r>
+        <w:rPr>
+          <w:b w:val="0"/>
+          <w:i w:val="0"/>
+        </w:rPr>
+        <w:t>Both update at least three fields inside a transaction with TRY/CATCH. spN_UpdateCharities takes the ID and IsActive, then four optional fields that default to the row's existing value when left off, ordered from most likely to change to least. spN_UpdateKitchenDetails records an inspection: the comments, pass/fail, and a date that defaults to the day and time of the update. Both return the updated row.</w:t>
+      </w:r>
+    </w:p>
+    <w:p>
+      <w:pPr>
+        <w:spacing w:after="0" w:before="0"/>
+      </w:pPr>
+      <w:r>
+        <w:rPr>
+          <w:rFonts w:ascii="Consolas" w:hAnsi="Consolas"/>
+          <w:sz w:val="18"/>
+        </w:rPr>
+        <w:t>CREATE PROC spN_UpdateKitchenDetails</w:t>
+      </w:r>
+    </w:p>
+    <w:p>
+      <w:pPr>
+        <w:spacing w:after="0" w:before="0"/>
+      </w:pPr>
+      <w:r>
+        <w:rPr>
+          <w:rFonts w:ascii="Consolas" w:hAnsi="Consolas"/>
+          <w:sz w:val="18"/>
+        </w:rPr>
+        <w:t xml:space="preserve">    @KitchenID int,</w:t>
+      </w:r>
+    </w:p>
+    <w:p>
+      <w:pPr>
+        <w:spacing w:after="0" w:before="0"/>
+      </w:pPr>
+      <w:r>
+        <w:rPr>
+          <w:rFonts w:ascii="Consolas" w:hAnsi="Consolas"/>
+          <w:sz w:val="18"/>
+        </w:rPr>
+        <w:t xml:space="preserve">    @Comments nvarchar(500),</w:t>
+      </w:r>
+    </w:p>
+    <w:p>
+      <w:pPr>
+        <w:spacing w:after="0" w:before="0"/>
+      </w:pPr>
+      <w:r>
+        <w:rPr>
+          <w:rFonts w:ascii="Consolas" w:hAnsi="Consolas"/>
+          <w:sz w:val="18"/>
+        </w:rPr>
+        <w:t xml:space="preserve">    @InspectionPassed bit,</w:t>
+      </w:r>
+    </w:p>
+    <w:p>
+      <w:pPr>
+        <w:spacing w:after="0" w:before="0"/>
+      </w:pPr>
+      <w:r>
+        <w:rPr>
+          <w:rFonts w:ascii="Consolas" w:hAnsi="Consolas"/>
+          <w:sz w:val="18"/>
+        </w:rPr>
+        <w:t xml:space="preserve">    @InspectionDate datetime = NULL</w:t>
+      </w:r>
+    </w:p>
+    <w:p>
+      <w:pPr>
+        <w:spacing w:after="0" w:before="0"/>
+      </w:pPr>
+      <w:r>
+        <w:rPr>
+          <w:rFonts w:ascii="Consolas" w:hAnsi="Consolas"/>
+          <w:sz w:val="18"/>
+        </w:rPr>
+        <w:t>AS</w:t>
+      </w:r>
+    </w:p>
+    <w:p>
+      <w:pPr>
+        <w:spacing w:after="0" w:before="0"/>
+      </w:pPr>
+      <w:r>
+        <w:rPr>
+          <w:rFonts w:ascii="Consolas" w:hAnsi="Consolas"/>
+          <w:sz w:val="18"/>
+        </w:rPr>
+        <w:t>BEGIN TRY</w:t>
+      </w:r>
+    </w:p>
+    <w:p>
+      <w:pPr>
+        <w:spacing w:after="0" w:before="0"/>
+      </w:pPr>
+      <w:r>
+        <w:rPr>
+          <w:rFonts w:ascii="Consolas" w:hAnsi="Consolas"/>
+          <w:sz w:val="18"/>
+        </w:rPr>
+        <w:t xml:space="preserve">    IF @InspectionDate IS NULL</w:t>
+      </w:r>
+    </w:p>
+    <w:p>
+      <w:pPr>
+        <w:spacing w:after="0" w:before="0"/>
+      </w:pPr>
+      <w:r>
+        <w:rPr>
+          <w:rFonts w:ascii="Consolas" w:hAnsi="Consolas"/>
+          <w:sz w:val="18"/>
+        </w:rPr>
+        <w:t xml:space="preserve">        SELECT @InspectionDate = SYSDATETIME();</w:t>
+      </w:r>
+    </w:p>
+    <w:p>
+      <w:pPr>
+        <w:spacing w:after="0" w:before="0"/>
+      </w:pPr>
+      <w:r>
+        <w:rPr>
+          <w:rFonts w:ascii="Consolas" w:hAnsi="Consolas"/>
+          <w:sz w:val="18"/>
+        </w:rPr>
+      </w:r>
+    </w:p>
+    <w:p>
+      <w:pPr>
+        <w:spacing w:after="0" w:before="0"/>
+      </w:pPr>
+      <w:r>
+        <w:rPr>
+          <w:rFonts w:ascii="Consolas" w:hAnsi="Consolas"/>
+          <w:sz w:val="18"/>
+        </w:rPr>
+        <w:t xml:space="preserve">    BEGIN TRAN;</w:t>
+      </w:r>
+    </w:p>
+    <w:p>
+      <w:pPr>
+        <w:spacing w:after="0" w:before="0"/>
+      </w:pPr>
+      <w:r>
+        <w:rPr>
+          <w:rFonts w:ascii="Consolas" w:hAnsi="Consolas"/>
+          <w:sz w:val="18"/>
+        </w:rPr>
+        <w:t xml:space="preserve">        UPDATE KitchenDetails</w:t>
+      </w:r>
+    </w:p>
+    <w:p>
+      <w:pPr>
+        <w:spacing w:after="0" w:before="0"/>
+      </w:pPr>
+      <w:r>
+        <w:rPr>
+          <w:rFonts w:ascii="Consolas" w:hAnsi="Consolas"/>
+          <w:sz w:val="18"/>
+        </w:rPr>
+        <w:t xml:space="preserve">        SET InspectionComments = @Comments,</w:t>
+      </w:r>
+    </w:p>
+    <w:p>
+      <w:pPr>
+        <w:spacing w:after="0" w:before="0"/>
+      </w:pPr>
+      <w:r>
+        <w:rPr>
+          <w:rFonts w:ascii="Consolas" w:hAnsi="Consolas"/>
+          <w:sz w:val="18"/>
+        </w:rPr>
+        <w:t xml:space="preserve">            InspectionPassed = @InspectionPassed,</w:t>
+      </w:r>
+    </w:p>
+    <w:p>
+      <w:pPr>
+        <w:spacing w:after="0" w:before="0"/>
+      </w:pPr>
+      <w:r>
+        <w:rPr>
+          <w:rFonts w:ascii="Consolas" w:hAnsi="Consolas"/>
+          <w:sz w:val="18"/>
+        </w:rPr>
+        <w:t xml:space="preserve">            LastInspectionDate = @InspectionDate</w:t>
+      </w:r>
+    </w:p>
+    <w:p>
+      <w:pPr>
+        <w:spacing w:after="0" w:before="0"/>
+      </w:pPr>
+      <w:r>
+        <w:rPr>
+          <w:rFonts w:ascii="Consolas" w:hAnsi="Consolas"/>
+          <w:sz w:val="18"/>
+        </w:rPr>
+        <w:t xml:space="preserve">        WHERE KitchenID = @KitchenID</w:t>
+      </w:r>
+    </w:p>
+    <w:p>
+      <w:pPr>
+        <w:spacing w:after="0" w:before="0"/>
+      </w:pPr>
+      <w:r>
+        <w:rPr>
+          <w:rFonts w:ascii="Consolas" w:hAnsi="Consolas"/>
+          <w:sz w:val="18"/>
+        </w:rPr>
+        <w:t xml:space="preserve">    COMMIT TRAN;</w:t>
+      </w:r>
+    </w:p>
+    <w:p>
+      <w:pPr>
+        <w:spacing w:after="0" w:before="0"/>
+      </w:pPr>
+      <w:r>
+        <w:rPr>
+          <w:rFonts w:ascii="Consolas" w:hAnsi="Consolas"/>
+          <w:sz w:val="18"/>
+        </w:rPr>
+      </w:r>
+    </w:p>
+    <w:p>
+      <w:pPr>
+        <w:spacing w:after="0" w:before="0"/>
+      </w:pPr>
+      <w:r>
+        <w:rPr>
+          <w:rFonts w:ascii="Consolas" w:hAnsi="Consolas"/>
+          <w:sz w:val="18"/>
+        </w:rPr>
+        <w:t xml:space="preserve">    SELECT * FROM KitchenDetails WHERE KitchenID = @KitchenID;</w:t>
+      </w:r>
+    </w:p>
+    <w:p>
+      <w:pPr>
+        <w:spacing w:after="0" w:before="0"/>
+      </w:pPr>
+      <w:r>
+        <w:rPr>
+          <w:rFonts w:ascii="Consolas" w:hAnsi="Consolas"/>
+          <w:sz w:val="18"/>
+        </w:rPr>
+        <w:t>END TRY</w:t>
+      </w:r>
+    </w:p>
+    <w:p>
+      <w:pPr>
+        <w:spacing w:after="0" w:before="0"/>
+      </w:pPr>
+      <w:r>
+        <w:rPr>
+          <w:rFonts w:ascii="Consolas" w:hAnsi="Consolas"/>
+          <w:sz w:val="18"/>
+        </w:rPr>
+        <w:t>BEGIN CATCH</w:t>
+      </w:r>
+    </w:p>
+    <w:p>
+      <w:pPr>
+        <w:spacing w:after="0" w:before="0"/>
+      </w:pPr>
+      <w:r>
+        <w:rPr>
+          <w:rFonts w:ascii="Consolas" w:hAnsi="Consolas"/>
+          <w:sz w:val="18"/>
+        </w:rPr>
+        <w:t xml:space="preserve">    ROLLBACK TRAN;</w:t>
+      </w:r>
+    </w:p>
+    <w:p>
+      <w:pPr>
+        <w:spacing w:after="0" w:before="0"/>
+      </w:pPr>
+      <w:r>
+        <w:rPr>
+          <w:rFonts w:ascii="Consolas" w:hAnsi="Consolas"/>
+          <w:sz w:val="18"/>
+        </w:rPr>
+        <w:t>END CATCH;</w:t>
+      </w:r>
+    </w:p>
+    <w:p/>
+    <w:p>
+      <w:pPr>
+        <w:spacing w:after="0" w:before="0"/>
+      </w:pPr>
+      <w:r>
+        <w:rPr>
+          <w:rFonts w:ascii="Consolas" w:hAnsi="Consolas"/>
+          <w:sz w:val="18"/>
+        </w:rPr>
+        <w:t>CREATE PROC spN_UpdateCharities</w:t>
+      </w:r>
+    </w:p>
+    <w:p>
+      <w:pPr>
+        <w:spacing w:after="0" w:before="0"/>
+      </w:pPr>
+      <w:r>
+        <w:rPr>
+          <w:rFonts w:ascii="Consolas" w:hAnsi="Consolas"/>
+          <w:sz w:val="18"/>
+        </w:rPr>
+        <w:t xml:space="preserve">    @CharityID int,</w:t>
+      </w:r>
+    </w:p>
+    <w:p>
+      <w:pPr>
+        <w:spacing w:after="0" w:before="0"/>
+      </w:pPr>
+      <w:r>
+        <w:rPr>
+          <w:rFonts w:ascii="Consolas" w:hAnsi="Consolas"/>
+          <w:sz w:val="18"/>
+        </w:rPr>
+        <w:t xml:space="preserve">    @IsActive bit,</w:t>
+      </w:r>
+    </w:p>
+    <w:p>
+      <w:pPr>
+        <w:spacing w:after="0" w:before="0"/>
+      </w:pPr>
+      <w:r>
+        <w:rPr>
+          <w:rFonts w:ascii="Consolas" w:hAnsi="Consolas"/>
+          <w:sz w:val="18"/>
+        </w:rPr>
+        <w:t xml:space="preserve">    @ContactName nvarchar(100) = NULL,</w:t>
+      </w:r>
+    </w:p>
+    <w:p>
+      <w:pPr>
+        <w:spacing w:after="0" w:before="0"/>
+      </w:pPr>
+      <w:r>
+        <w:rPr>
+          <w:rFonts w:ascii="Consolas" w:hAnsi="Consolas"/>
+          <w:sz w:val="18"/>
+        </w:rPr>
+        <w:t xml:space="preserve">    @PhoneNumber nvarchar(20) = NULL,</w:t>
+      </w:r>
+    </w:p>
+    <w:p>
+      <w:pPr>
+        <w:spacing w:after="0" w:before="0"/>
+      </w:pPr>
+      <w:r>
+        <w:rPr>
+          <w:rFonts w:ascii="Consolas" w:hAnsi="Consolas"/>
+          <w:sz w:val="18"/>
+        </w:rPr>
+        <w:t xml:space="preserve">    @CharityName nvarchar(100) = NULL,</w:t>
+      </w:r>
+    </w:p>
+    <w:p>
+      <w:pPr>
+        <w:spacing w:after="0" w:before="0"/>
+      </w:pPr>
+      <w:r>
+        <w:rPr>
+          <w:rFonts w:ascii="Consolas" w:hAnsi="Consolas"/>
+          <w:sz w:val="18"/>
+        </w:rPr>
+        <w:t xml:space="preserve">    @CharityType nvarchar(50) = NULL</w:t>
+      </w:r>
+    </w:p>
+    <w:p>
+      <w:pPr>
+        <w:spacing w:after="0" w:before="0"/>
+      </w:pPr>
+      <w:r>
+        <w:rPr>
+          <w:rFonts w:ascii="Consolas" w:hAnsi="Consolas"/>
+          <w:sz w:val="18"/>
+        </w:rPr>
+        <w:t>AS</w:t>
+      </w:r>
+    </w:p>
+    <w:p>
+      <w:pPr>
+        <w:spacing w:after="0" w:before="0"/>
+      </w:pPr>
+      <w:r>
+        <w:rPr>
+          <w:rFonts w:ascii="Consolas" w:hAnsi="Consolas"/>
+          <w:sz w:val="18"/>
+        </w:rPr>
+        <w:t>BEGIN TRY</w:t>
+      </w:r>
+    </w:p>
+    <w:p>
+      <w:pPr>
+        <w:spacing w:after="0" w:before="0"/>
+      </w:pPr>
+      <w:r>
+        <w:rPr>
+          <w:rFonts w:ascii="Consolas" w:hAnsi="Consolas"/>
+          <w:sz w:val="18"/>
+        </w:rPr>
+        <w:t xml:space="preserve">    IF @ContactName IS NULL</w:t>
+      </w:r>
+    </w:p>
+    <w:p>
+      <w:pPr>
+        <w:spacing w:after="0" w:before="0"/>
+      </w:pPr>
+      <w:r>
+        <w:rPr>
+          <w:rFonts w:ascii="Consolas" w:hAnsi="Consolas"/>
+          <w:sz w:val="18"/>
+        </w:rPr>
+        <w:t xml:space="preserve">        SELECT @ContactName = ContactName FROM Charities WHERE CharityID = @CharityID;</w:t>
+      </w:r>
+    </w:p>
+    <w:p>
+      <w:pPr>
+        <w:spacing w:after="0" w:before="0"/>
+      </w:pPr>
+      <w:r>
+        <w:rPr>
+          <w:rFonts w:ascii="Consolas" w:hAnsi="Consolas"/>
+          <w:sz w:val="18"/>
+        </w:rPr>
+      </w:r>
+    </w:p>
+    <w:p>
+      <w:pPr>
+        <w:spacing w:after="0" w:before="0"/>
+      </w:pPr>
+      <w:r>
+        <w:rPr>
+          <w:rFonts w:ascii="Consolas" w:hAnsi="Consolas"/>
+          <w:sz w:val="18"/>
+        </w:rPr>
+        <w:t xml:space="preserve">    IF @PhoneNumber IS NULL</w:t>
+      </w:r>
+    </w:p>
+    <w:p>
+      <w:pPr>
+        <w:spacing w:after="0" w:before="0"/>
+      </w:pPr>
+      <w:r>
+        <w:rPr>
+          <w:rFonts w:ascii="Consolas" w:hAnsi="Consolas"/>
+          <w:sz w:val="18"/>
+        </w:rPr>
+        <w:t xml:space="preserve">        SELECT @PhoneNumber = PhoneNumber FROM Charities WHERE CharityID = @CharityID;</w:t>
+      </w:r>
+    </w:p>
+    <w:p>
+      <w:pPr>
+        <w:spacing w:after="0" w:before="0"/>
+      </w:pPr>
+      <w:r>
+        <w:rPr>
+          <w:rFonts w:ascii="Consolas" w:hAnsi="Consolas"/>
+          <w:sz w:val="18"/>
+        </w:rPr>
+      </w:r>
+    </w:p>
+    <w:p>
+      <w:pPr>
+        <w:spacing w:after="0" w:before="0"/>
+      </w:pPr>
+      <w:r>
+        <w:rPr>
+          <w:rFonts w:ascii="Consolas" w:hAnsi="Consolas"/>
+          <w:sz w:val="18"/>
+        </w:rPr>
+        <w:t xml:space="preserve">    IF @CharityName IS NULL</w:t>
+      </w:r>
+    </w:p>
+    <w:p>
+      <w:pPr>
+        <w:spacing w:after="0" w:before="0"/>
+      </w:pPr>
+      <w:r>
+        <w:rPr>
+          <w:rFonts w:ascii="Consolas" w:hAnsi="Consolas"/>
+          <w:sz w:val="18"/>
+        </w:rPr>
+        <w:t xml:space="preserve">        SELECT @CharityName = CharityName FROM Charities WHERE CharityID = @CharityID;</w:t>
+      </w:r>
+    </w:p>
+    <w:p>
+      <w:pPr>
+        <w:spacing w:after="0" w:before="0"/>
+      </w:pPr>
+      <w:r>
+        <w:rPr>
+          <w:rFonts w:ascii="Consolas" w:hAnsi="Consolas"/>
+          <w:sz w:val="18"/>
+        </w:rPr>
+      </w:r>
+    </w:p>
+    <w:p>
+      <w:pPr>
+        <w:spacing w:after="0" w:before="0"/>
+      </w:pPr>
+      <w:r>
+        <w:rPr>
+          <w:rFonts w:ascii="Consolas" w:hAnsi="Consolas"/>
+          <w:sz w:val="18"/>
+        </w:rPr>
+        <w:t xml:space="preserve">    IF @CharityType IS NULL</w:t>
+      </w:r>
+    </w:p>
+    <w:p>
+      <w:pPr>
+        <w:spacing w:after="0" w:before="0"/>
+      </w:pPr>
+      <w:r>
+        <w:rPr>
+          <w:rFonts w:ascii="Consolas" w:hAnsi="Consolas"/>
+          <w:sz w:val="18"/>
+        </w:rPr>
+        <w:t xml:space="preserve">        SELECT @CharityType = CharityType FROM Charities WHERE CharityID = @CharityID;</w:t>
+      </w:r>
+    </w:p>
+    <w:p>
+      <w:pPr>
+        <w:spacing w:after="0" w:before="0"/>
+      </w:pPr>
+      <w:r>
+        <w:rPr>
+          <w:rFonts w:ascii="Consolas" w:hAnsi="Consolas"/>
+          <w:sz w:val="18"/>
+        </w:rPr>
+      </w:r>
+    </w:p>
+    <w:p>
+      <w:pPr>
+        <w:spacing w:after="0" w:before="0"/>
+      </w:pPr>
+      <w:r>
+        <w:rPr>
+          <w:rFonts w:ascii="Consolas" w:hAnsi="Consolas"/>
+          <w:sz w:val="18"/>
+        </w:rPr>
+        <w:t xml:space="preserve">    BEGIN TRAN;</w:t>
+      </w:r>
+    </w:p>
+    <w:p>
+      <w:pPr>
+        <w:spacing w:after="0" w:before="0"/>
+      </w:pPr>
+      <w:r>
+        <w:rPr>
+          <w:rFonts w:ascii="Consolas" w:hAnsi="Consolas"/>
+          <w:sz w:val="18"/>
+        </w:rPr>
+        <w:t xml:space="preserve">        UPDATE Charities</w:t>
+      </w:r>
+    </w:p>
+    <w:p>
+      <w:pPr>
+        <w:spacing w:after="0" w:before="0"/>
+      </w:pPr>
+      <w:r>
+        <w:rPr>
+          <w:rFonts w:ascii="Consolas" w:hAnsi="Consolas"/>
+          <w:sz w:val="18"/>
+        </w:rPr>
+        <w:t xml:space="preserve">        SET IsActive = @IsActive,</w:t>
+      </w:r>
+    </w:p>
+    <w:p>
+      <w:pPr>
+        <w:spacing w:after="0" w:before="0"/>
+      </w:pPr>
+      <w:r>
+        <w:rPr>
+          <w:rFonts w:ascii="Consolas" w:hAnsi="Consolas"/>
+          <w:sz w:val="18"/>
+        </w:rPr>
+        <w:t xml:space="preserve">            ContactName = @ContactName,</w:t>
+      </w:r>
+    </w:p>
+    <w:p>
+      <w:pPr>
+        <w:spacing w:after="0" w:before="0"/>
+      </w:pPr>
+      <w:r>
+        <w:rPr>
+          <w:rFonts w:ascii="Consolas" w:hAnsi="Consolas"/>
+          <w:sz w:val="18"/>
+        </w:rPr>
+        <w:t xml:space="preserve">            PhoneNumber = @PhoneNumber,</w:t>
+      </w:r>
+    </w:p>
+    <w:p>
+      <w:pPr>
+        <w:spacing w:after="0" w:before="0"/>
+      </w:pPr>
+      <w:r>
+        <w:rPr>
+          <w:rFonts w:ascii="Consolas" w:hAnsi="Consolas"/>
+          <w:sz w:val="18"/>
+        </w:rPr>
+        <w:t xml:space="preserve">            CharityName = @CharityName,</w:t>
+      </w:r>
+    </w:p>
+    <w:p>
+      <w:pPr>
+        <w:spacing w:after="0" w:before="0"/>
+      </w:pPr>
+      <w:r>
+        <w:rPr>
+          <w:rFonts w:ascii="Consolas" w:hAnsi="Consolas"/>
+          <w:sz w:val="18"/>
+        </w:rPr>
+        <w:t xml:space="preserve">            CharityType = @CharityType</w:t>
+      </w:r>
+    </w:p>
+    <w:p>
+      <w:pPr>
+        <w:spacing w:after="0" w:before="0"/>
+      </w:pPr>
+      <w:r>
+        <w:rPr>
+          <w:rFonts w:ascii="Consolas" w:hAnsi="Consolas"/>
+          <w:sz w:val="18"/>
+        </w:rPr>
+        <w:t xml:space="preserve">        WHERE CharityID = @CharityID;</w:t>
+      </w:r>
+    </w:p>
+    <w:p>
+      <w:pPr>
+        <w:spacing w:after="0" w:before="0"/>
+      </w:pPr>
+      <w:r>
+        <w:rPr>
+          <w:rFonts w:ascii="Consolas" w:hAnsi="Consolas"/>
+          <w:sz w:val="18"/>
+        </w:rPr>
+        <w:t xml:space="preserve">    COMMIT TRAN;</w:t>
+      </w:r>
+    </w:p>
+    <w:p>
+      <w:pPr>
+        <w:spacing w:after="0" w:before="0"/>
+      </w:pPr>
+      <w:r>
+        <w:rPr>
+          <w:rFonts w:ascii="Consolas" w:hAnsi="Consolas"/>
+          <w:sz w:val="18"/>
+        </w:rPr>
+      </w:r>
+    </w:p>
+    <w:p>
+      <w:pPr>
+        <w:spacing w:after="0" w:before="0"/>
+      </w:pPr>
+      <w:r>
+        <w:rPr>
+          <w:rFonts w:ascii="Consolas" w:hAnsi="Consolas"/>
+          <w:sz w:val="18"/>
+        </w:rPr>
+        <w:t xml:space="preserve">    SELECT * FROM Charities WHERE CharityID = @CharityID;</w:t>
+      </w:r>
+    </w:p>
+    <w:p>
+      <w:pPr>
+        <w:spacing w:after="0" w:before="0"/>
+      </w:pPr>
+      <w:r>
+        <w:rPr>
+          <w:rFonts w:ascii="Consolas" w:hAnsi="Consolas"/>
+          <w:sz w:val="18"/>
+        </w:rPr>
+        <w:t>END TRY</w:t>
+      </w:r>
+    </w:p>
+    <w:p>
+      <w:pPr>
+        <w:spacing w:after="0" w:before="0"/>
+      </w:pPr>
+      <w:r>
+        <w:rPr>
+          <w:rFonts w:ascii="Consolas" w:hAnsi="Consolas"/>
+          <w:sz w:val="18"/>
+        </w:rPr>
+        <w:t>BEGIN CATCH</w:t>
+      </w:r>
+    </w:p>
+    <w:p>
+      <w:pPr>
+        <w:spacing w:after="0" w:before="0"/>
+      </w:pPr>
+      <w:r>
+        <w:rPr>
+          <w:rFonts w:ascii="Consolas" w:hAnsi="Consolas"/>
+          <w:sz w:val="18"/>
+        </w:rPr>
+        <w:t xml:space="preserve">    ROLLBACK TRAN;</w:t>
+      </w:r>
+    </w:p>
+    <w:p>
+      <w:pPr>
+        <w:spacing w:after="0" w:before="0"/>
+      </w:pPr>
+      <w:r>
+        <w:rPr>
+          <w:rFonts w:ascii="Consolas" w:hAnsi="Consolas"/>
+          <w:sz w:val="18"/>
+        </w:rPr>
+        <w:t>END CATCH;</w:t>
+      </w:r>
+    </w:p>
+    <w:p/>
+    <w:p>
+      <w:pPr>
         <w:pStyle w:val="Heading3"/>
       </w:pPr>
       <w:r>
-        <w:t>Test - the same name again</w:t>
+        <w:t>Test - update the two test rows</w:t>
+      </w:r>
+    </w:p>
+    <w:p>
+      <w:r>
+        <w:rPr>
+          <w:b w:val="0"/>
+          <w:i w:val="0"/>
+        </w:rPr>
+        <w:t>@TestCharity and @TestKitchen are the IDs of the rows the INSERT tests just created, looked up by name so the script never touches real data.</w:t>
       </w:r>
     </w:p>
     <w:p>
@@ -1551,17 +2842,27 @@
           <w:b/>
           <w:sz w:val="20"/>
         </w:rPr>
-        <w:t>EXEC spN_InsertCharities @CharityName = 'Week 4 Test Charity';</w:t>
+        <w:t>EXEC spN_UpdateCharities @CharityID = @TestCharity, @IsActive = 1, @ContactName = 'James Joyce', @PhoneNumber = '353 1 878 8547', @CharityName = 'Joyce Dublin Clinic', @CharityType = 'Free Clinic';</w:t>
       </w:r>
     </w:p>
     <w:p>
+      <w:r>
+        <w:rPr>
+          <w:rFonts w:ascii="Consolas" w:hAnsi="Consolas"/>
+          <w:b/>
+          <w:sz w:val="20"/>
+        </w:rPr>
+        <w:t>EXEC spN_UpdateKitchenDetails @KitchenID = @TestKitchen, @Comments = 'Insufficient fire suppression system.', @InspectionPassed = 0;</w:t>
+      </w:r>
+    </w:p>
+    <w:p>
       <w:pPr>
         <w:jc w:val="center"/>
       </w:pPr>
       <w:r>
         <w:drawing>
           <wp:inline xmlns:a="http://schemas.openxmlformats.org/drawingml/2006/main" xmlns:pic="http://schemas.openxmlformats.org/drawingml/2006/picture">
-            <wp:extent cx="5943600" cy="1381792"/>
+            <wp:extent cx="5943600" cy="1663656"/>
             <wp:docPr id="4" name="Picture 4"/>
             <wp:cNvGraphicFramePr>
               <a:graphicFrameLocks noChangeAspect="1"/>
@@ -1570,7 +2871,7 @@
               <a:graphicData uri="http://schemas.openxmlformats.org/drawingml/2006/picture">
                 <pic:pic>
                   <pic:nvPicPr>
-                    <pic:cNvPr id="0" name="7.PNG"/>
+                    <pic:cNvPr id="0" name="3_update.png"/>
                     <pic:cNvPicPr/>
                   </pic:nvPicPr>
                   <pic:blipFill>
@@ -1582,7 +2883,7 @@
                   <pic:spPr>
                     <a:xfrm>
                       <a:off x="0" y="0"/>
-                      <a:ext cx="5943600" cy="1381792"/>
+                      <a:ext cx="5943600" cy="1663656"/>
                     </a:xfrm>
                     <a:prstGeom prst="rect"/>
                   </pic:spPr>
@@ -1600,7 +2901,24 @@
           <w:i/>
           <w:sz w:val="20"/>
         </w:rPr>
-        <w:t>Figure 4: The unique constraint on CharityName would normally throw an error. The procedure returns a Rejected message instead, and the status bar shows no error.</w:t>
+        <w:t>Figure 4: Each procedure returns its updated row. Charity 11003 now has all four fields changed (name, type, contact, phone); kitchen 2004 shows the new comment, InspectionPassed = 0 and an inspection date that defaulted to the time of the update.</w:t>
+      </w:r>
+    </w:p>
+    <w:p>
+      <w:pPr>
+        <w:pStyle w:val="Heading2"/>
+      </w:pPr>
+      <w:r>
+        <w:t>DELETE - spN_DeleteCharities and spN_DeleteKitchenDetails (Nathan)</w:t>
+      </w:r>
+    </w:p>
+    <w:p>
+      <w:r>
+        <w:rPr>
+          <w:b w:val="0"/>
+          <w:i w:val="0"/>
+        </w:rPr>
+        <w:t>spN_DeleteCharities deletes one charity by CharityID - simple since no other table has a foreign key to Charities. spN_DeleteKitchenDetails takes the KitchenID and its LocationID; nothing has a foreign key to KitchenDetails either (chefs are tied to a branch through Demographic, not through the kitchen), so the row is removed without touching any other table. Both return the number of rows deleted.</w:t>
       </w:r>
     </w:p>
     <w:p>
@@ -1612,7 +2930,7 @@
           <w:rFonts w:ascii="Consolas" w:hAnsi="Consolas"/>
           <w:sz w:val="18"/>
         </w:rPr>
-        <w:t>CREATE PROCEDURE spN_InsertKitchenDetails</w:t>
+        <w:t>CREATE PROC spN_DeleteCharities</w:t>
       </w:r>
     </w:p>
     <w:p>
@@ -1624,7 +2942,6 @@
           <w:rFonts w:ascii="Consolas" w:hAnsi="Consolas"/>
           <w:sz w:val="18"/>
         </w:rPr>
-        <w:t xml:space="preserve">    @LocationID INT,</w:t>
       </w:r>
     </w:p>
     <w:p>
@@ -1636,7 +2953,7 @@
           <w:rFonts w:ascii="Consolas" w:hAnsi="Consolas"/>
           <w:sz w:val="18"/>
         </w:rPr>
-        <w:t xml:space="preserve">    @NumStoves INT,</w:t>
+        <w:t xml:space="preserve">    @CharityID INT</w:t>
       </w:r>
     </w:p>
     <w:p>
@@ -1648,79 +2965,6 @@
           <w:rFonts w:ascii="Consolas" w:hAnsi="Consolas"/>
           <w:sz w:val="18"/>
         </w:rPr>
-        <w:t xml:space="preserve">    @AreaSqft INT,</w:t>
-      </w:r>
-    </w:p>
-    <w:p>
-      <w:pPr>
-        <w:spacing w:after="0" w:before="0"/>
-      </w:pPr>
-      <w:r>
-        <w:rPr>
-          <w:rFonts w:ascii="Consolas" w:hAnsi="Consolas"/>
-          <w:sz w:val="18"/>
-        </w:rPr>
-        <w:t xml:space="preserve">    @MinCooks INT,</w:t>
-      </w:r>
-    </w:p>
-    <w:p>
-      <w:pPr>
-        <w:spacing w:after="0" w:before="0"/>
-      </w:pPr>
-      <w:r>
-        <w:rPr>
-          <w:rFonts w:ascii="Consolas" w:hAnsi="Consolas"/>
-          <w:sz w:val="18"/>
-        </w:rPr>
-        <w:t xml:space="preserve">    @LeadChef INT,</w:t>
-      </w:r>
-    </w:p>
-    <w:p>
-      <w:pPr>
-        <w:spacing w:after="0" w:before="0"/>
-      </w:pPr>
-      <w:r>
-        <w:rPr>
-          <w:rFonts w:ascii="Consolas" w:hAnsi="Consolas"/>
-          <w:sz w:val="18"/>
-        </w:rPr>
-        <w:t xml:space="preserve">    @FreezerCubicFeet INT,</w:t>
-      </w:r>
-    </w:p>
-    <w:p>
-      <w:pPr>
-        <w:spacing w:after="0" w:before="0"/>
-      </w:pPr>
-      <w:r>
-        <w:rPr>
-          <w:rFonts w:ascii="Consolas" w:hAnsi="Consolas"/>
-          <w:sz w:val="18"/>
-        </w:rPr>
-        <w:t xml:space="preserve">    @LastInspectionDate DATETIME = NULL,</w:t>
-      </w:r>
-    </w:p>
-    <w:p>
-      <w:pPr>
-        <w:spacing w:after="0" w:before="0"/>
-      </w:pPr>
-      <w:r>
-        <w:rPr>
-          <w:rFonts w:ascii="Consolas" w:hAnsi="Consolas"/>
-          <w:sz w:val="18"/>
-        </w:rPr>
-        <w:t xml:space="preserve">    @InspectionComments NVARCHAR(500) = NULL,</w:t>
-      </w:r>
-    </w:p>
-    <w:p>
-      <w:pPr>
-        <w:spacing w:after="0" w:before="0"/>
-      </w:pPr>
-      <w:r>
-        <w:rPr>
-          <w:rFonts w:ascii="Consolas" w:hAnsi="Consolas"/>
-          <w:sz w:val="18"/>
-        </w:rPr>
-        <w:t xml:space="preserve">    @InspectionPassed BIT = NULL</w:t>
       </w:r>
     </w:p>
     <w:p>
@@ -1744,7 +2988,6 @@
           <w:rFonts w:ascii="Consolas" w:hAnsi="Consolas"/>
           <w:sz w:val="18"/>
         </w:rPr>
-        <w:t>BEGIN</w:t>
       </w:r>
     </w:p>
     <w:p>
@@ -1756,7 +2999,19 @@
           <w:rFonts w:ascii="Consolas" w:hAnsi="Consolas"/>
           <w:sz w:val="18"/>
         </w:rPr>
-        <w:t xml:space="preserve">    SET NOCOUNT ON;</w:t>
+        <w:t>DELETE FROM Charities</w:t>
+      </w:r>
+    </w:p>
+    <w:p>
+      <w:pPr>
+        <w:spacing w:after="0" w:before="0"/>
+      </w:pPr>
+      <w:r>
+        <w:rPr>
+          <w:rFonts w:ascii="Consolas" w:hAnsi="Consolas"/>
+          <w:sz w:val="18"/>
+        </w:rPr>
+        <w:t>WHERE CharityID = @CharityID;</w:t>
       </w:r>
     </w:p>
     <w:p>
@@ -1779,9 +3034,10 @@
           <w:rFonts w:ascii="Consolas" w:hAnsi="Consolas"/>
           <w:sz w:val="18"/>
         </w:rPr>
-        <w:t xml:space="preserve">    IF NOT EXISTS (SELECT 1 FROM Demographic WHERE LocationID = @LocationID)</w:t>
+        <w:t>SELECT @@ROWCOUNT AS RowsDeleted;</w:t>
       </w:r>
     </w:p>
+    <w:p/>
     <w:p>
       <w:pPr>
         <w:spacing w:after="0" w:before="0"/>
@@ -1791,43 +3047,7 @@
           <w:rFonts w:ascii="Consolas" w:hAnsi="Consolas"/>
           <w:sz w:val="18"/>
         </w:rPr>
-        <w:t xml:space="preserve">    BEGIN</w:t>
-      </w:r>
-    </w:p>
-    <w:p>
-      <w:pPr>
-        <w:spacing w:after="0" w:before="0"/>
-      </w:pPr>
-      <w:r>
-        <w:rPr>
-          <w:rFonts w:ascii="Consolas" w:hAnsi="Consolas"/>
-          <w:sz w:val="18"/>
-        </w:rPr>
-        <w:t xml:space="preserve">        SELECT CONCAT('Rejected - no location with ID ', ISNULL(@LocationID, 0), '.') AS 'Result';</w:t>
-      </w:r>
-    </w:p>
-    <w:p>
-      <w:pPr>
-        <w:spacing w:after="0" w:before="0"/>
-      </w:pPr>
-      <w:r>
-        <w:rPr>
-          <w:rFonts w:ascii="Consolas" w:hAnsi="Consolas"/>
-          <w:sz w:val="18"/>
-        </w:rPr>
-        <w:t xml:space="preserve">        RETURN 1;</w:t>
-      </w:r>
-    </w:p>
-    <w:p>
-      <w:pPr>
-        <w:spacing w:after="0" w:before="0"/>
-      </w:pPr>
-      <w:r>
-        <w:rPr>
-          <w:rFonts w:ascii="Consolas" w:hAnsi="Consolas"/>
-          <w:sz w:val="18"/>
-        </w:rPr>
-        <w:t xml:space="preserve">    END;</w:t>
+        <w:t>CREATE PROC spN_DeleteKitchenDetails</w:t>
       </w:r>
     </w:p>
     <w:p>
@@ -1850,7 +3070,7 @@
           <w:rFonts w:ascii="Consolas" w:hAnsi="Consolas"/>
           <w:sz w:val="18"/>
         </w:rPr>
-        <w:t xml:space="preserve">    IF NOT EXISTS (SELECT 1 FROM Chefs WHERE ChefID = @LeadChef)</w:t>
+        <w:t xml:space="preserve">    @KitchenID INT,</w:t>
       </w:r>
     </w:p>
     <w:p>
@@ -1862,43 +3082,7 @@
           <w:rFonts w:ascii="Consolas" w:hAnsi="Consolas"/>
           <w:sz w:val="18"/>
         </w:rPr>
-        <w:t xml:space="preserve">    BEGIN</w:t>
-      </w:r>
-    </w:p>
-    <w:p>
-      <w:pPr>
-        <w:spacing w:after="0" w:before="0"/>
-      </w:pPr>
-      <w:r>
-        <w:rPr>
-          <w:rFonts w:ascii="Consolas" w:hAnsi="Consolas"/>
-          <w:sz w:val="18"/>
-        </w:rPr>
-        <w:t xml:space="preserve">        SELECT CONCAT('Rejected - no chef with ID ', ISNULL(@LeadChef, 0), '.') AS 'Result';</w:t>
-      </w:r>
-    </w:p>
-    <w:p>
-      <w:pPr>
-        <w:spacing w:after="0" w:before="0"/>
-      </w:pPr>
-      <w:r>
-        <w:rPr>
-          <w:rFonts w:ascii="Consolas" w:hAnsi="Consolas"/>
-          <w:sz w:val="18"/>
-        </w:rPr>
-        <w:t xml:space="preserve">        RETURN 1;</w:t>
-      </w:r>
-    </w:p>
-    <w:p>
-      <w:pPr>
-        <w:spacing w:after="0" w:before="0"/>
-      </w:pPr>
-      <w:r>
-        <w:rPr>
-          <w:rFonts w:ascii="Consolas" w:hAnsi="Consolas"/>
-          <w:sz w:val="18"/>
-        </w:rPr>
-        <w:t xml:space="preserve">    END;</w:t>
+        <w:t xml:space="preserve">    @LocationID INT</w:t>
       </w:r>
     </w:p>
     <w:p>
@@ -1921,67 +3105,7 @@
           <w:rFonts w:ascii="Consolas" w:hAnsi="Consolas"/>
           <w:sz w:val="18"/>
         </w:rPr>
-        <w:t xml:space="preserve">    IF ISNULL(@NumStoves, 0) &lt;= 0 OR ISNULL(@AreaSqft, 0) &lt;= 0</w:t>
-      </w:r>
-    </w:p>
-    <w:p>
-      <w:pPr>
-        <w:spacing w:after="0" w:before="0"/>
-      </w:pPr>
-      <w:r>
-        <w:rPr>
-          <w:rFonts w:ascii="Consolas" w:hAnsi="Consolas"/>
-          <w:sz w:val="18"/>
-        </w:rPr>
-        <w:t xml:space="preserve">        OR ISNULL(@MinCooks, 0) &lt;= 0 OR ISNULL(@FreezerCubicFeet, 0) &lt;= 0</w:t>
-      </w:r>
-    </w:p>
-    <w:p>
-      <w:pPr>
-        <w:spacing w:after="0" w:before="0"/>
-      </w:pPr>
-      <w:r>
-        <w:rPr>
-          <w:rFonts w:ascii="Consolas" w:hAnsi="Consolas"/>
-          <w:sz w:val="18"/>
-        </w:rPr>
-        <w:t xml:space="preserve">    BEGIN</w:t>
-      </w:r>
-    </w:p>
-    <w:p>
-      <w:pPr>
-        <w:spacing w:after="0" w:before="0"/>
-      </w:pPr>
-      <w:r>
-        <w:rPr>
-          <w:rFonts w:ascii="Consolas" w:hAnsi="Consolas"/>
-          <w:sz w:val="18"/>
-        </w:rPr>
-        <w:t xml:space="preserve">        SELECT 'Rejected - stoves, area, min cooks and freezer size must be above zero.' AS 'Result';</w:t>
-      </w:r>
-    </w:p>
-    <w:p>
-      <w:pPr>
-        <w:spacing w:after="0" w:before="0"/>
-      </w:pPr>
-      <w:r>
-        <w:rPr>
-          <w:rFonts w:ascii="Consolas" w:hAnsi="Consolas"/>
-          <w:sz w:val="18"/>
-        </w:rPr>
-        <w:t xml:space="preserve">        RETURN 1;</w:t>
-      </w:r>
-    </w:p>
-    <w:p>
-      <w:pPr>
-        <w:spacing w:after="0" w:before="0"/>
-      </w:pPr>
-      <w:r>
-        <w:rPr>
-          <w:rFonts w:ascii="Consolas" w:hAnsi="Consolas"/>
-          <w:sz w:val="18"/>
-        </w:rPr>
-        <w:t xml:space="preserve">    END;</w:t>
+        <w:t>AS</w:t>
       </w:r>
     </w:p>
     <w:p>
@@ -2004,7 +3128,7 @@
           <w:rFonts w:ascii="Consolas" w:hAnsi="Consolas"/>
           <w:sz w:val="18"/>
         </w:rPr>
-        <w:t xml:space="preserve">    INSERT INTO KitchenDetails</w:t>
+        <w:t>DELETE FROM KitchenDetails</w:t>
       </w:r>
     </w:p>
     <w:p>
@@ -2016,55 +3140,7 @@
           <w:rFonts w:ascii="Consolas" w:hAnsi="Consolas"/>
           <w:sz w:val="18"/>
         </w:rPr>
-        <w:t xml:space="preserve">        (LocationID, NumStoves, AreaSqft, MinCooks, LeadChef, FreezerCubicFeet,</w:t>
-      </w:r>
-    </w:p>
-    <w:p>
-      <w:pPr>
-        <w:spacing w:after="0" w:before="0"/>
-      </w:pPr>
-      <w:r>
-        <w:rPr>
-          <w:rFonts w:ascii="Consolas" w:hAnsi="Consolas"/>
-          <w:sz w:val="18"/>
-        </w:rPr>
-        <w:t xml:space="preserve">        LastInspectionDate, InspectionComments, InspectionPassed)</w:t>
-      </w:r>
-    </w:p>
-    <w:p>
-      <w:pPr>
-        <w:spacing w:after="0" w:before="0"/>
-      </w:pPr>
-      <w:r>
-        <w:rPr>
-          <w:rFonts w:ascii="Consolas" w:hAnsi="Consolas"/>
-          <w:sz w:val="18"/>
-        </w:rPr>
-        <w:t xml:space="preserve">    VALUES</w:t>
-      </w:r>
-    </w:p>
-    <w:p>
-      <w:pPr>
-        <w:spacing w:after="0" w:before="0"/>
-      </w:pPr>
-      <w:r>
-        <w:rPr>
-          <w:rFonts w:ascii="Consolas" w:hAnsi="Consolas"/>
-          <w:sz w:val="18"/>
-        </w:rPr>
-        <w:t xml:space="preserve">        (@LocationID, @NumStoves, @AreaSqft, @MinCooks, @LeadChef, @FreezerCubicFeet,</w:t>
-      </w:r>
-    </w:p>
-    <w:p>
-      <w:pPr>
-        <w:spacing w:after="0" w:before="0"/>
-      </w:pPr>
-      <w:r>
-        <w:rPr>
-          <w:rFonts w:ascii="Consolas" w:hAnsi="Consolas"/>
-          <w:sz w:val="18"/>
-        </w:rPr>
-        <w:t xml:space="preserve">        @LastInspectionDate, @InspectionComments, @InspectionPassed);</w:t>
+        <w:t>WHERE LocationID = @LocationID AND KitchenID = @KitchenID;</w:t>
       </w:r>
     </w:p>
     <w:p>
@@ -2087,31 +3163,7 @@
           <w:rFonts w:ascii="Consolas" w:hAnsi="Consolas"/>
           <w:sz w:val="18"/>
         </w:rPr>
-        <w:t xml:space="preserve">    SELECT * FROM KitchenDetails WHERE KitchenID = SCOPE_IDENTITY();</w:t>
-      </w:r>
-    </w:p>
-    <w:p>
-      <w:pPr>
-        <w:spacing w:after="0" w:before="0"/>
-      </w:pPr>
-      <w:r>
-        <w:rPr>
-          <w:rFonts w:ascii="Consolas" w:hAnsi="Consolas"/>
-          <w:sz w:val="18"/>
-        </w:rPr>
-        <w:t xml:space="preserve">    RETURN 0;</w:t>
-      </w:r>
-    </w:p>
-    <w:p>
-      <w:pPr>
-        <w:spacing w:after="0" w:before="0"/>
-      </w:pPr>
-      <w:r>
-        <w:rPr>
-          <w:rFonts w:ascii="Consolas" w:hAnsi="Consolas"/>
-          <w:sz w:val="18"/>
-        </w:rPr>
-        <w:t>END;</w:t>
+        <w:t>SELECT @@ROWCOUNT AS RowsDeleted;</w:t>
       </w:r>
     </w:p>
     <w:p/>
@@ -2120,7 +3172,7 @@
         <w:pStyle w:val="Heading3"/>
       </w:pPr>
       <w:r>
-        <w:t>Test - a good insert</w:t>
+        <w:t>Test - delete the two test rows</w:t>
       </w:r>
     </w:p>
     <w:p>
@@ -2130,17 +3182,27 @@
           <w:b/>
           <w:sz w:val="20"/>
         </w:rPr>
-        <w:t>EXEC spN_InsertKitchenDetails @LocationID = 1, @NumStoves = 5, @AreaSqft = 80, @MinCooks = 4, @LeadChef = 501, @FreezerCubicFeet = 100, @InspectionComments = 'Week 4 test row';</w:t>
+        <w:t>EXEC spN_DeleteCharities @CharityID = @TestCharity;</w:t>
       </w:r>
     </w:p>
     <w:p>
+      <w:r>
+        <w:rPr>
+          <w:rFonts w:ascii="Consolas" w:hAnsi="Consolas"/>
+          <w:b/>
+          <w:sz w:val="20"/>
+        </w:rPr>
+        <w:t>EXEC spN_DeleteKitchenDetails @KitchenID = @TestKitchen, @LocationID = 1;</w:t>
+      </w:r>
+    </w:p>
+    <w:p>
       <w:pPr>
         <w:jc w:val="center"/>
       </w:pPr>
       <w:r>
         <w:drawing>
           <wp:inline xmlns:a="http://schemas.openxmlformats.org/drawingml/2006/main" xmlns:pic="http://schemas.openxmlformats.org/drawingml/2006/picture">
-            <wp:extent cx="5943600" cy="1120568"/>
+            <wp:extent cx="1828800" cy="961121"/>
             <wp:docPr id="5" name="Picture 5"/>
             <wp:cNvGraphicFramePr>
               <a:graphicFrameLocks noChangeAspect="1"/>
@@ -2149,7 +3211,7 @@
               <a:graphicData uri="http://schemas.openxmlformats.org/drawingml/2006/picture">
                 <pic:pic>
                   <pic:nvPicPr>
-                    <pic:cNvPr id="0" name="6.PNG"/>
+                    <pic:cNvPr id="0" name="3_delete.png"/>
                     <pic:cNvPicPr/>
                   </pic:nvPicPr>
                   <pic:blipFill>
@@ -2161,7 +3223,7 @@
                   <pic:spPr>
                     <a:xfrm>
                       <a:off x="0" y="0"/>
-                      <a:ext cx="5943600" cy="1120568"/>
+                      <a:ext cx="1828800" cy="961121"/>
                     </a:xfrm>
                     <a:prstGeom prst="rect"/>
                   </pic:spPr>
@@ -2179,721 +3241,15 @@
           <w:i/>
           <w:sz w:val="20"/>
         </w:rPr>
-        <w:t>Figure 5: The new kitchen row returned with its KitchenID and CreationDate. The inspection columns were left off the call and came through as NULL.</w:t>
+        <w:t>Figure 5: Each procedure returns RowsDeleted = 1 - the test charity and test kitchen are gone.</w:t>
       </w:r>
     </w:p>
     <w:p>
       <w:pPr>
-        <w:pStyle w:val="Heading2"/>
+        <w:pStyle w:val="Heading3"/>
       </w:pPr>
       <w:r>
-        <w:t>UPDATE - spN_UpdateCharities and spN_UpdateKitchenDetails (Nicholas)</w:t>
-      </w:r>
-    </w:p>
-    <w:p>
-      <w:r>
-        <w:rPr>
-          <w:b w:val="0"/>
-          <w:i w:val="0"/>
-        </w:rPr>
-        <w:t>Both update at least three fields. spN_UpdateCharities takes the ID and IsActive, then four optional fields that keep the row's existing value when left off. spN_UpdateKitchenDetails records an inspection: the comments, pass/fail, and a date that defaults to the time of the update. Both check the row exists and return the updated row.</w:t>
-      </w:r>
-    </w:p>
-    <w:p>
-      <w:pPr>
-        <w:spacing w:after="0" w:before="0"/>
-      </w:pPr>
-      <w:r>
-        <w:rPr>
-          <w:rFonts w:ascii="Consolas" w:hAnsi="Consolas"/>
-          <w:sz w:val="18"/>
-        </w:rPr>
-        <w:t>CREATE PROCEDURE spN_UpdateCharities</w:t>
-      </w:r>
-    </w:p>
-    <w:p>
-      <w:pPr>
-        <w:spacing w:after="0" w:before="0"/>
-      </w:pPr>
-      <w:r>
-        <w:rPr>
-          <w:rFonts w:ascii="Consolas" w:hAnsi="Consolas"/>
-          <w:sz w:val="18"/>
-        </w:rPr>
-        <w:t xml:space="preserve">    @CharityID INT,</w:t>
-      </w:r>
-    </w:p>
-    <w:p>
-      <w:pPr>
-        <w:spacing w:after="0" w:before="0"/>
-      </w:pPr>
-      <w:r>
-        <w:rPr>
-          <w:rFonts w:ascii="Consolas" w:hAnsi="Consolas"/>
-          <w:sz w:val="18"/>
-        </w:rPr>
-        <w:t xml:space="preserve">    @IsActive BIT,</w:t>
-      </w:r>
-    </w:p>
-    <w:p>
-      <w:pPr>
-        <w:spacing w:after="0" w:before="0"/>
-      </w:pPr>
-      <w:r>
-        <w:rPr>
-          <w:rFonts w:ascii="Consolas" w:hAnsi="Consolas"/>
-          <w:sz w:val="18"/>
-        </w:rPr>
-        <w:t xml:space="preserve">    @ContactName NVARCHAR(100) = NULL,</w:t>
-      </w:r>
-    </w:p>
-    <w:p>
-      <w:pPr>
-        <w:spacing w:after="0" w:before="0"/>
-      </w:pPr>
-      <w:r>
-        <w:rPr>
-          <w:rFonts w:ascii="Consolas" w:hAnsi="Consolas"/>
-          <w:sz w:val="18"/>
-        </w:rPr>
-        <w:t xml:space="preserve">    @PhoneNumber NVARCHAR(20) = NULL,</w:t>
-      </w:r>
-    </w:p>
-    <w:p>
-      <w:pPr>
-        <w:spacing w:after="0" w:before="0"/>
-      </w:pPr>
-      <w:r>
-        <w:rPr>
-          <w:rFonts w:ascii="Consolas" w:hAnsi="Consolas"/>
-          <w:sz w:val="18"/>
-        </w:rPr>
-        <w:t xml:space="preserve">    @CharityName NVARCHAR(100) = NULL,</w:t>
-      </w:r>
-    </w:p>
-    <w:p>
-      <w:pPr>
-        <w:spacing w:after="0" w:before="0"/>
-      </w:pPr>
-      <w:r>
-        <w:rPr>
-          <w:rFonts w:ascii="Consolas" w:hAnsi="Consolas"/>
-          <w:sz w:val="18"/>
-        </w:rPr>
-        <w:t xml:space="preserve">    @CharityType NVARCHAR(50) = NULL</w:t>
-      </w:r>
-    </w:p>
-    <w:p>
-      <w:pPr>
-        <w:spacing w:after="0" w:before="0"/>
-      </w:pPr>
-      <w:r>
-        <w:rPr>
-          <w:rFonts w:ascii="Consolas" w:hAnsi="Consolas"/>
-          <w:sz w:val="18"/>
-        </w:rPr>
-        <w:t>AS</w:t>
-      </w:r>
-    </w:p>
-    <w:p>
-      <w:pPr>
-        <w:spacing w:after="0" w:before="0"/>
-      </w:pPr>
-      <w:r>
-        <w:rPr>
-          <w:rFonts w:ascii="Consolas" w:hAnsi="Consolas"/>
-          <w:sz w:val="18"/>
-        </w:rPr>
-        <w:t>BEGIN</w:t>
-      </w:r>
-    </w:p>
-    <w:p>
-      <w:pPr>
-        <w:spacing w:after="0" w:before="0"/>
-      </w:pPr>
-      <w:r>
-        <w:rPr>
-          <w:rFonts w:ascii="Consolas" w:hAnsi="Consolas"/>
-          <w:sz w:val="18"/>
-        </w:rPr>
-        <w:t xml:space="preserve">    SET NOCOUNT ON;</w:t>
-      </w:r>
-    </w:p>
-    <w:p>
-      <w:pPr>
-        <w:spacing w:after="0" w:before="0"/>
-      </w:pPr>
-      <w:r>
-        <w:rPr>
-          <w:rFonts w:ascii="Consolas" w:hAnsi="Consolas"/>
-          <w:sz w:val="18"/>
-        </w:rPr>
-      </w:r>
-    </w:p>
-    <w:p>
-      <w:pPr>
-        <w:spacing w:after="0" w:before="0"/>
-      </w:pPr>
-      <w:r>
-        <w:rPr>
-          <w:rFonts w:ascii="Consolas" w:hAnsi="Consolas"/>
-          <w:sz w:val="18"/>
-        </w:rPr>
-        <w:t xml:space="preserve">    IF NOT EXISTS (SELECT 1 FROM Charities WHERE CharityID = @CharityID)</w:t>
-      </w:r>
-    </w:p>
-    <w:p>
-      <w:pPr>
-        <w:spacing w:after="0" w:before="0"/>
-      </w:pPr>
-      <w:r>
-        <w:rPr>
-          <w:rFonts w:ascii="Consolas" w:hAnsi="Consolas"/>
-          <w:sz w:val="18"/>
-        </w:rPr>
-        <w:t xml:space="preserve">    BEGIN</w:t>
-      </w:r>
-    </w:p>
-    <w:p>
-      <w:pPr>
-        <w:spacing w:after="0" w:before="0"/>
-      </w:pPr>
-      <w:r>
-        <w:rPr>
-          <w:rFonts w:ascii="Consolas" w:hAnsi="Consolas"/>
-          <w:sz w:val="18"/>
-        </w:rPr>
-        <w:t xml:space="preserve">        SELECT CONCAT('Rejected - no charity with ID ', ISNULL(@CharityID, 0), '.') AS 'Result';</w:t>
-      </w:r>
-    </w:p>
-    <w:p>
-      <w:pPr>
-        <w:spacing w:after="0" w:before="0"/>
-      </w:pPr>
-      <w:r>
-        <w:rPr>
-          <w:rFonts w:ascii="Consolas" w:hAnsi="Consolas"/>
-          <w:sz w:val="18"/>
-        </w:rPr>
-        <w:t xml:space="preserve">        RETURN 1;</w:t>
-      </w:r>
-    </w:p>
-    <w:p>
-      <w:pPr>
-        <w:spacing w:after="0" w:before="0"/>
-      </w:pPr>
-      <w:r>
-        <w:rPr>
-          <w:rFonts w:ascii="Consolas" w:hAnsi="Consolas"/>
-          <w:sz w:val="18"/>
-        </w:rPr>
-        <w:t xml:space="preserve">    END;</w:t>
-      </w:r>
-    </w:p>
-    <w:p>
-      <w:pPr>
-        <w:spacing w:after="0" w:before="0"/>
-      </w:pPr>
-      <w:r>
-        <w:rPr>
-          <w:rFonts w:ascii="Consolas" w:hAnsi="Consolas"/>
-          <w:sz w:val="18"/>
-        </w:rPr>
-      </w:r>
-    </w:p>
-    <w:p>
-      <w:pPr>
-        <w:spacing w:after="0" w:before="0"/>
-      </w:pPr>
-      <w:r>
-        <w:rPr>
-          <w:rFonts w:ascii="Consolas" w:hAnsi="Consolas"/>
-          <w:sz w:val="18"/>
-        </w:rPr>
-        <w:t xml:space="preserve">    IF @CharityName IS NOT NULL</w:t>
-      </w:r>
-    </w:p>
-    <w:p>
-      <w:pPr>
-        <w:spacing w:after="0" w:before="0"/>
-      </w:pPr>
-      <w:r>
-        <w:rPr>
-          <w:rFonts w:ascii="Consolas" w:hAnsi="Consolas"/>
-          <w:sz w:val="18"/>
-        </w:rPr>
-        <w:t xml:space="preserve">        AND EXISTS (SELECT 1 FROM Charities WHERE CharityName = @CharityName AND CharityID &lt;&gt; @CharityID)</w:t>
-      </w:r>
-    </w:p>
-    <w:p>
-      <w:pPr>
-        <w:spacing w:after="0" w:before="0"/>
-      </w:pPr>
-      <w:r>
-        <w:rPr>
-          <w:rFonts w:ascii="Consolas" w:hAnsi="Consolas"/>
-          <w:sz w:val="18"/>
-        </w:rPr>
-        <w:t xml:space="preserve">    BEGIN</w:t>
-      </w:r>
-    </w:p>
-    <w:p>
-      <w:pPr>
-        <w:spacing w:after="0" w:before="0"/>
-      </w:pPr>
-      <w:r>
-        <w:rPr>
-          <w:rFonts w:ascii="Consolas" w:hAnsi="Consolas"/>
-          <w:sz w:val="18"/>
-        </w:rPr>
-        <w:t xml:space="preserve">        SELECT CONCAT('Rejected - ', @CharityName, ' already exists.') AS 'Result';</w:t>
-      </w:r>
-    </w:p>
-    <w:p>
-      <w:pPr>
-        <w:spacing w:after="0" w:before="0"/>
-      </w:pPr>
-      <w:r>
-        <w:rPr>
-          <w:rFonts w:ascii="Consolas" w:hAnsi="Consolas"/>
-          <w:sz w:val="18"/>
-        </w:rPr>
-        <w:t xml:space="preserve">        RETURN 1;</w:t>
-      </w:r>
-    </w:p>
-    <w:p>
-      <w:pPr>
-        <w:spacing w:after="0" w:before="0"/>
-      </w:pPr>
-      <w:r>
-        <w:rPr>
-          <w:rFonts w:ascii="Consolas" w:hAnsi="Consolas"/>
-          <w:sz w:val="18"/>
-        </w:rPr>
-        <w:t xml:space="preserve">    END;</w:t>
-      </w:r>
-    </w:p>
-    <w:p>
-      <w:pPr>
-        <w:spacing w:after="0" w:before="0"/>
-      </w:pPr>
-      <w:r>
-        <w:rPr>
-          <w:rFonts w:ascii="Consolas" w:hAnsi="Consolas"/>
-          <w:sz w:val="18"/>
-        </w:rPr>
-      </w:r>
-    </w:p>
-    <w:p>
-      <w:pPr>
-        <w:spacing w:after="0" w:before="0"/>
-      </w:pPr>
-      <w:r>
-        <w:rPr>
-          <w:rFonts w:ascii="Consolas" w:hAnsi="Consolas"/>
-          <w:sz w:val="18"/>
-        </w:rPr>
-        <w:t xml:space="preserve">    -- any parameter left off keeps the value already on the row</w:t>
-      </w:r>
-    </w:p>
-    <w:p>
-      <w:pPr>
-        <w:spacing w:after="0" w:before="0"/>
-      </w:pPr>
-      <w:r>
-        <w:rPr>
-          <w:rFonts w:ascii="Consolas" w:hAnsi="Consolas"/>
-          <w:sz w:val="18"/>
-        </w:rPr>
-        <w:t xml:space="preserve">    IF @ContactName IS NULL</w:t>
-      </w:r>
-    </w:p>
-    <w:p>
-      <w:pPr>
-        <w:spacing w:after="0" w:before="0"/>
-      </w:pPr>
-      <w:r>
-        <w:rPr>
-          <w:rFonts w:ascii="Consolas" w:hAnsi="Consolas"/>
-          <w:sz w:val="18"/>
-        </w:rPr>
-        <w:t xml:space="preserve">        SELECT @ContactName = ContactName FROM Charities WHERE CharityID = @CharityID;</w:t>
-      </w:r>
-    </w:p>
-    <w:p>
-      <w:pPr>
-        <w:spacing w:after="0" w:before="0"/>
-      </w:pPr>
-      <w:r>
-        <w:rPr>
-          <w:rFonts w:ascii="Consolas" w:hAnsi="Consolas"/>
-          <w:sz w:val="18"/>
-        </w:rPr>
-      </w:r>
-    </w:p>
-    <w:p>
-      <w:pPr>
-        <w:spacing w:after="0" w:before="0"/>
-      </w:pPr>
-      <w:r>
-        <w:rPr>
-          <w:rFonts w:ascii="Consolas" w:hAnsi="Consolas"/>
-          <w:sz w:val="18"/>
-        </w:rPr>
-        <w:t xml:space="preserve">    IF @PhoneNumber IS NULL</w:t>
-      </w:r>
-    </w:p>
-    <w:p>
-      <w:pPr>
-        <w:spacing w:after="0" w:before="0"/>
-      </w:pPr>
-      <w:r>
-        <w:rPr>
-          <w:rFonts w:ascii="Consolas" w:hAnsi="Consolas"/>
-          <w:sz w:val="18"/>
-        </w:rPr>
-        <w:t xml:space="preserve">        SELECT @PhoneNumber = PhoneNumber FROM Charities WHERE CharityID = @CharityID;</w:t>
-      </w:r>
-    </w:p>
-    <w:p>
-      <w:pPr>
-        <w:spacing w:after="0" w:before="0"/>
-      </w:pPr>
-      <w:r>
-        <w:rPr>
-          <w:rFonts w:ascii="Consolas" w:hAnsi="Consolas"/>
-          <w:sz w:val="18"/>
-        </w:rPr>
-      </w:r>
-    </w:p>
-    <w:p>
-      <w:pPr>
-        <w:spacing w:after="0" w:before="0"/>
-      </w:pPr>
-      <w:r>
-        <w:rPr>
-          <w:rFonts w:ascii="Consolas" w:hAnsi="Consolas"/>
-          <w:sz w:val="18"/>
-        </w:rPr>
-        <w:t xml:space="preserve">    IF @CharityName IS NULL</w:t>
-      </w:r>
-    </w:p>
-    <w:p>
-      <w:pPr>
-        <w:spacing w:after="0" w:before="0"/>
-      </w:pPr>
-      <w:r>
-        <w:rPr>
-          <w:rFonts w:ascii="Consolas" w:hAnsi="Consolas"/>
-          <w:sz w:val="18"/>
-        </w:rPr>
-        <w:t xml:space="preserve">        SELECT @CharityName = CharityName FROM Charities WHERE CharityID = @CharityID;</w:t>
-      </w:r>
-    </w:p>
-    <w:p>
-      <w:pPr>
-        <w:spacing w:after="0" w:before="0"/>
-      </w:pPr>
-      <w:r>
-        <w:rPr>
-          <w:rFonts w:ascii="Consolas" w:hAnsi="Consolas"/>
-          <w:sz w:val="18"/>
-        </w:rPr>
-      </w:r>
-    </w:p>
-    <w:p>
-      <w:pPr>
-        <w:spacing w:after="0" w:before="0"/>
-      </w:pPr>
-      <w:r>
-        <w:rPr>
-          <w:rFonts w:ascii="Consolas" w:hAnsi="Consolas"/>
-          <w:sz w:val="18"/>
-        </w:rPr>
-        <w:t xml:space="preserve">    IF @CharityType IS NULL</w:t>
-      </w:r>
-    </w:p>
-    <w:p>
-      <w:pPr>
-        <w:spacing w:after="0" w:before="0"/>
-      </w:pPr>
-      <w:r>
-        <w:rPr>
-          <w:rFonts w:ascii="Consolas" w:hAnsi="Consolas"/>
-          <w:sz w:val="18"/>
-        </w:rPr>
-        <w:t xml:space="preserve">        SELECT @CharityType = CharityType FROM Charities WHERE CharityID = @CharityID;</w:t>
-      </w:r>
-    </w:p>
-    <w:p>
-      <w:pPr>
-        <w:spacing w:after="0" w:before="0"/>
-      </w:pPr>
-      <w:r>
-        <w:rPr>
-          <w:rFonts w:ascii="Consolas" w:hAnsi="Consolas"/>
-          <w:sz w:val="18"/>
-        </w:rPr>
-      </w:r>
-    </w:p>
-    <w:p>
-      <w:pPr>
-        <w:spacing w:after="0" w:before="0"/>
-      </w:pPr>
-      <w:r>
-        <w:rPr>
-          <w:rFonts w:ascii="Consolas" w:hAnsi="Consolas"/>
-          <w:sz w:val="18"/>
-        </w:rPr>
-        <w:t xml:space="preserve">    BEGIN TRY</w:t>
-      </w:r>
-    </w:p>
-    <w:p>
-      <w:pPr>
-        <w:spacing w:after="0" w:before="0"/>
-      </w:pPr>
-      <w:r>
-        <w:rPr>
-          <w:rFonts w:ascii="Consolas" w:hAnsi="Consolas"/>
-          <w:sz w:val="18"/>
-        </w:rPr>
-        <w:t xml:space="preserve">        BEGIN TRAN;</w:t>
-      </w:r>
-    </w:p>
-    <w:p>
-      <w:pPr>
-        <w:spacing w:after="0" w:before="0"/>
-      </w:pPr>
-      <w:r>
-        <w:rPr>
-          <w:rFonts w:ascii="Consolas" w:hAnsi="Consolas"/>
-          <w:sz w:val="18"/>
-        </w:rPr>
-        <w:t xml:space="preserve">            UPDATE Charities</w:t>
-      </w:r>
-    </w:p>
-    <w:p>
-      <w:pPr>
-        <w:spacing w:after="0" w:before="0"/>
-      </w:pPr>
-      <w:r>
-        <w:rPr>
-          <w:rFonts w:ascii="Consolas" w:hAnsi="Consolas"/>
-          <w:sz w:val="18"/>
-        </w:rPr>
-        <w:t xml:space="preserve">            SET IsActive = @IsActive,</w:t>
-      </w:r>
-    </w:p>
-    <w:p>
-      <w:pPr>
-        <w:spacing w:after="0" w:before="0"/>
-      </w:pPr>
-      <w:r>
-        <w:rPr>
-          <w:rFonts w:ascii="Consolas" w:hAnsi="Consolas"/>
-          <w:sz w:val="18"/>
-        </w:rPr>
-        <w:t xml:space="preserve">                ContactName = @ContactName,</w:t>
-      </w:r>
-    </w:p>
-    <w:p>
-      <w:pPr>
-        <w:spacing w:after="0" w:before="0"/>
-      </w:pPr>
-      <w:r>
-        <w:rPr>
-          <w:rFonts w:ascii="Consolas" w:hAnsi="Consolas"/>
-          <w:sz w:val="18"/>
-        </w:rPr>
-        <w:t xml:space="preserve">                PhoneNumber = @PhoneNumber,</w:t>
-      </w:r>
-    </w:p>
-    <w:p>
-      <w:pPr>
-        <w:spacing w:after="0" w:before="0"/>
-      </w:pPr>
-      <w:r>
-        <w:rPr>
-          <w:rFonts w:ascii="Consolas" w:hAnsi="Consolas"/>
-          <w:sz w:val="18"/>
-        </w:rPr>
-        <w:t xml:space="preserve">                CharityName = @CharityName,</w:t>
-      </w:r>
-    </w:p>
-    <w:p>
-      <w:pPr>
-        <w:spacing w:after="0" w:before="0"/>
-      </w:pPr>
-      <w:r>
-        <w:rPr>
-          <w:rFonts w:ascii="Consolas" w:hAnsi="Consolas"/>
-          <w:sz w:val="18"/>
-        </w:rPr>
-        <w:t xml:space="preserve">                CharityType = @CharityType</w:t>
-      </w:r>
-    </w:p>
-    <w:p>
-      <w:pPr>
-        <w:spacing w:after="0" w:before="0"/>
-      </w:pPr>
-      <w:r>
-        <w:rPr>
-          <w:rFonts w:ascii="Consolas" w:hAnsi="Consolas"/>
-          <w:sz w:val="18"/>
-        </w:rPr>
-        <w:t xml:space="preserve">            WHERE CharityID = @CharityID;</w:t>
-      </w:r>
-    </w:p>
-    <w:p>
-      <w:pPr>
-        <w:spacing w:after="0" w:before="0"/>
-      </w:pPr>
-      <w:r>
-        <w:rPr>
-          <w:rFonts w:ascii="Consolas" w:hAnsi="Consolas"/>
-          <w:sz w:val="18"/>
-        </w:rPr>
-        <w:t xml:space="preserve">        COMMIT TRAN;</w:t>
-      </w:r>
-    </w:p>
-    <w:p>
-      <w:pPr>
-        <w:spacing w:after="0" w:before="0"/>
-      </w:pPr>
-      <w:r>
-        <w:rPr>
-          <w:rFonts w:ascii="Consolas" w:hAnsi="Consolas"/>
-          <w:sz w:val="18"/>
-        </w:rPr>
-        <w:t xml:space="preserve">    END TRY</w:t>
-      </w:r>
-    </w:p>
-    <w:p>
-      <w:pPr>
-        <w:spacing w:after="0" w:before="0"/>
-      </w:pPr>
-      <w:r>
-        <w:rPr>
-          <w:rFonts w:ascii="Consolas" w:hAnsi="Consolas"/>
-          <w:sz w:val="18"/>
-        </w:rPr>
-        <w:t xml:space="preserve">    BEGIN CATCH</w:t>
-      </w:r>
-    </w:p>
-    <w:p>
-      <w:pPr>
-        <w:spacing w:after="0" w:before="0"/>
-      </w:pPr>
-      <w:r>
-        <w:rPr>
-          <w:rFonts w:ascii="Consolas" w:hAnsi="Consolas"/>
-          <w:sz w:val="18"/>
-        </w:rPr>
-        <w:t xml:space="preserve">        IF @@TRANCOUNT &gt; 0 ROLLBACK TRAN;</w:t>
-      </w:r>
-    </w:p>
-    <w:p>
-      <w:pPr>
-        <w:spacing w:after="0" w:before="0"/>
-      </w:pPr>
-      <w:r>
-        <w:rPr>
-          <w:rFonts w:ascii="Consolas" w:hAnsi="Consolas"/>
-          <w:sz w:val="18"/>
-        </w:rPr>
-        <w:t xml:space="preserve">        SELECT CONCAT('Rejected - ', ERROR_MESSAGE()) AS 'Result';</w:t>
-      </w:r>
-    </w:p>
-    <w:p>
-      <w:pPr>
-        <w:spacing w:after="0" w:before="0"/>
-      </w:pPr>
-      <w:r>
-        <w:rPr>
-          <w:rFonts w:ascii="Consolas" w:hAnsi="Consolas"/>
-          <w:sz w:val="18"/>
-        </w:rPr>
-        <w:t xml:space="preserve">        RETURN 1;</w:t>
-      </w:r>
-    </w:p>
-    <w:p>
-      <w:pPr>
-        <w:spacing w:after="0" w:before="0"/>
-      </w:pPr>
-      <w:r>
-        <w:rPr>
-          <w:rFonts w:ascii="Consolas" w:hAnsi="Consolas"/>
-          <w:sz w:val="18"/>
-        </w:rPr>
-        <w:t xml:space="preserve">    END CATCH;</w:t>
-      </w:r>
-    </w:p>
-    <w:p>
-      <w:pPr>
-        <w:spacing w:after="0" w:before="0"/>
-      </w:pPr>
-      <w:r>
-        <w:rPr>
-          <w:rFonts w:ascii="Consolas" w:hAnsi="Consolas"/>
-          <w:sz w:val="18"/>
-        </w:rPr>
-      </w:r>
-    </w:p>
-    <w:p>
-      <w:pPr>
-        <w:spacing w:after="0" w:before="0"/>
-      </w:pPr>
-      <w:r>
-        <w:rPr>
-          <w:rFonts w:ascii="Consolas" w:hAnsi="Consolas"/>
-          <w:sz w:val="18"/>
-        </w:rPr>
-        <w:t xml:space="preserve">    -- return the updated row</w:t>
-      </w:r>
-    </w:p>
-    <w:p>
-      <w:pPr>
-        <w:spacing w:after="0" w:before="0"/>
-      </w:pPr>
-      <w:r>
-        <w:rPr>
-          <w:rFonts w:ascii="Consolas" w:hAnsi="Consolas"/>
-          <w:sz w:val="18"/>
-        </w:rPr>
-        <w:t xml:space="preserve">    SELECT * FROM Charities WHERE CharityID = @CharityID;</w:t>
-      </w:r>
-    </w:p>
-    <w:p>
-      <w:pPr>
-        <w:spacing w:after="0" w:before="0"/>
-      </w:pPr>
-      <w:r>
-        <w:rPr>
-          <w:rFonts w:ascii="Consolas" w:hAnsi="Consolas"/>
-          <w:sz w:val="18"/>
-        </w:rPr>
-        <w:t xml:space="preserve">    RETURN 0;</w:t>
-      </w:r>
-    </w:p>
-    <w:p>
-      <w:pPr>
-        <w:spacing w:after="0" w:before="0"/>
-      </w:pPr>
-      <w:r>
-        <w:rPr>
-          <w:rFonts w:ascii="Consolas" w:hAnsi="Consolas"/>
-          <w:sz w:val="18"/>
-        </w:rPr>
-        <w:t>END;</w:t>
-      </w:r>
-    </w:p>
-    <w:p/>
-    <w:p>
-      <w:pPr>
-        <w:pStyle w:val="Heading3"/>
-      </w:pPr>
-      <w:r>
-        <w:t>Test</w:t>
+        <w:t>Test - the tables are back where they started</w:t>
       </w:r>
     </w:p>
     <w:p>
@@ -2903,26 +3259,17 @@
           <w:b/>
           <w:sz w:val="20"/>
         </w:rPr>
-        <w:t>EXEC spN_UpdateCharities @CharityID = @TestCharity, @IsActive = 1, @ContactName = 'James Joyce', @PhoneNumber = '353 1 878 8547', @CharityName = 'Joyce Dublin Clinic', @CharityType = 'Free Clinic';   -- the test charity inserted above</w:t>
+        <w:t>SELECT (SELECT COUNT(*) FROM Charities) AS 'Charities', (SELECT COUNT(*) FROM KitchenDetails) AS 'Kitchens';</w:t>
       </w:r>
     </w:p>
     <w:p>
-      <w:r>
-        <w:rPr>
-          <w:b w:val="0"/>
-          <w:i w:val="0"/>
-        </w:rPr>
-        <w:t>Nicholas's original test ran the same update against charity 9001, before and after:</w:t>
-      </w:r>
-    </w:p>
-    <w:p>
       <w:pPr>
         <w:jc w:val="center"/>
       </w:pPr>
       <w:r>
         <w:drawing>
           <wp:inline xmlns:a="http://schemas.openxmlformats.org/drawingml/2006/main" xmlns:pic="http://schemas.openxmlformats.org/drawingml/2006/picture">
-            <wp:extent cx="5943600" cy="1813374"/>
+            <wp:extent cx="3657600" cy="2036619"/>
             <wp:docPr id="6" name="Picture 6"/>
             <wp:cNvGraphicFramePr>
               <a:graphicFrameLocks noChangeAspect="1"/>
@@ -2931,7 +3278,7 @@
               <a:graphicData uri="http://schemas.openxmlformats.org/drawingml/2006/picture">
                 <pic:pic>
                   <pic:nvPicPr>
-                    <pic:cNvPr id="0" name="nicholas_upd_charity_before.png"/>
+                    <pic:cNvPr id="0" name="3_counts.png"/>
                     <pic:cNvPicPr/>
                   </pic:nvPicPr>
                   <pic:blipFill>
@@ -2943,7 +3290,7 @@
                   <pic:spPr>
                     <a:xfrm>
                       <a:off x="0" y="0"/>
-                      <a:ext cx="5943600" cy="1813374"/>
+                      <a:ext cx="3657600" cy="2036619"/>
                     </a:xfrm>
                     <a:prstGeom prst="rect"/>
                   </pic:spPr>
@@ -2961,1355 +3308,7 @@
           <w:i/>
           <w:sz w:val="20"/>
         </w:rPr>
-        <w:t>Figure 6: Charities before the update - 9001 is Simon Dublin Food Bank, contact Aoife Walsh.</w:t>
-      </w:r>
-    </w:p>
-    <w:p>
-      <w:pPr>
-        <w:jc w:val="center"/>
-      </w:pPr>
-      <w:r>
-        <w:drawing>
-          <wp:inline xmlns:a="http://schemas.openxmlformats.org/drawingml/2006/main" xmlns:pic="http://schemas.openxmlformats.org/drawingml/2006/picture">
-            <wp:extent cx="5943600" cy="1821631"/>
-            <wp:docPr id="7" name="Picture 7"/>
-            <wp:cNvGraphicFramePr>
-              <a:graphicFrameLocks noChangeAspect="1"/>
-            </wp:cNvGraphicFramePr>
-            <a:graphic>
-              <a:graphicData uri="http://schemas.openxmlformats.org/drawingml/2006/picture">
-                <pic:pic>
-                  <pic:nvPicPr>
-                    <pic:cNvPr id="0" name="nicholas_upd_charity_after.png"/>
-                    <pic:cNvPicPr/>
-                  </pic:nvPicPr>
-                  <pic:blipFill>
-                    <a:blip r:embed="rId15"/>
-                    <a:stretch>
-                      <a:fillRect/>
-                    </a:stretch>
-                  </pic:blipFill>
-                  <pic:spPr>
-                    <a:xfrm>
-                      <a:off x="0" y="0"/>
-                      <a:ext cx="5943600" cy="1821631"/>
-                    </a:xfrm>
-                    <a:prstGeom prst="rect"/>
-                  </pic:spPr>
-                </pic:pic>
-              </a:graphicData>
-            </a:graphic>
-          </wp:inline>
-        </w:drawing>
-      </w:r>
-    </w:p>
-    <w:p>
-      <w:r>
-        <w:rPr>
-          <w:b w:val="0"/>
-          <w:i/>
-          <w:sz w:val="20"/>
-        </w:rPr>
-        <w:t>Figure 7: After the update - all four fields on 9001 changed and the other 14 rows untouched.</w:t>
-      </w:r>
-    </w:p>
-    <w:p>
-      <w:pPr>
-        <w:jc w:val="center"/>
-      </w:pPr>
-      <w:r>
-        <w:rPr>
-          <w:b w:val="0"/>
-          <w:i/>
-        </w:rPr>
-        <w:t>[ screenshot 3_update_charity.png goes here ]</w:t>
-      </w:r>
-    </w:p>
-    <w:p>
-      <w:r>
-        <w:rPr>
-          <w:b w:val="0"/>
-          <w:i/>
-          <w:sz w:val="20"/>
-        </w:rPr>
-        <w:t>Figure 8: The procedure returns the updated row.</w:t>
-      </w:r>
-    </w:p>
-    <w:p>
-      <w:pPr>
-        <w:spacing w:after="0" w:before="0"/>
-      </w:pPr>
-      <w:r>
-        <w:rPr>
-          <w:rFonts w:ascii="Consolas" w:hAnsi="Consolas"/>
-          <w:sz w:val="18"/>
-        </w:rPr>
-        <w:t>CREATE PROCEDURE spN_UpdateKitchenDetails</w:t>
-      </w:r>
-    </w:p>
-    <w:p>
-      <w:pPr>
-        <w:spacing w:after="0" w:before="0"/>
-      </w:pPr>
-      <w:r>
-        <w:rPr>
-          <w:rFonts w:ascii="Consolas" w:hAnsi="Consolas"/>
-          <w:sz w:val="18"/>
-        </w:rPr>
-        <w:t xml:space="preserve">    @KitchenID INT,</w:t>
-      </w:r>
-    </w:p>
-    <w:p>
-      <w:pPr>
-        <w:spacing w:after="0" w:before="0"/>
-      </w:pPr>
-      <w:r>
-        <w:rPr>
-          <w:rFonts w:ascii="Consolas" w:hAnsi="Consolas"/>
-          <w:sz w:val="18"/>
-        </w:rPr>
-        <w:t xml:space="preserve">    @Comments NVARCHAR(500),</w:t>
-      </w:r>
-    </w:p>
-    <w:p>
-      <w:pPr>
-        <w:spacing w:after="0" w:before="0"/>
-      </w:pPr>
-      <w:r>
-        <w:rPr>
-          <w:rFonts w:ascii="Consolas" w:hAnsi="Consolas"/>
-          <w:sz w:val="18"/>
-        </w:rPr>
-        <w:t xml:space="preserve">    @InspectionPassed BIT,</w:t>
-      </w:r>
-    </w:p>
-    <w:p>
-      <w:pPr>
-        <w:spacing w:after="0" w:before="0"/>
-      </w:pPr>
-      <w:r>
-        <w:rPr>
-          <w:rFonts w:ascii="Consolas" w:hAnsi="Consolas"/>
-          <w:sz w:val="18"/>
-        </w:rPr>
-        <w:t xml:space="preserve">    @InspectionDate DATETIME = NULL</w:t>
-      </w:r>
-    </w:p>
-    <w:p>
-      <w:pPr>
-        <w:spacing w:after="0" w:before="0"/>
-      </w:pPr>
-      <w:r>
-        <w:rPr>
-          <w:rFonts w:ascii="Consolas" w:hAnsi="Consolas"/>
-          <w:sz w:val="18"/>
-        </w:rPr>
-        <w:t>AS</w:t>
-      </w:r>
-    </w:p>
-    <w:p>
-      <w:pPr>
-        <w:spacing w:after="0" w:before="0"/>
-      </w:pPr>
-      <w:r>
-        <w:rPr>
-          <w:rFonts w:ascii="Consolas" w:hAnsi="Consolas"/>
-          <w:sz w:val="18"/>
-        </w:rPr>
-        <w:t>BEGIN</w:t>
-      </w:r>
-    </w:p>
-    <w:p>
-      <w:pPr>
-        <w:spacing w:after="0" w:before="0"/>
-      </w:pPr>
-      <w:r>
-        <w:rPr>
-          <w:rFonts w:ascii="Consolas" w:hAnsi="Consolas"/>
-          <w:sz w:val="18"/>
-        </w:rPr>
-        <w:t xml:space="preserve">    SET NOCOUNT ON;</w:t>
-      </w:r>
-    </w:p>
-    <w:p>
-      <w:pPr>
-        <w:spacing w:after="0" w:before="0"/>
-      </w:pPr>
-      <w:r>
-        <w:rPr>
-          <w:rFonts w:ascii="Consolas" w:hAnsi="Consolas"/>
-          <w:sz w:val="18"/>
-        </w:rPr>
-      </w:r>
-    </w:p>
-    <w:p>
-      <w:pPr>
-        <w:spacing w:after="0" w:before="0"/>
-      </w:pPr>
-      <w:r>
-        <w:rPr>
-          <w:rFonts w:ascii="Consolas" w:hAnsi="Consolas"/>
-          <w:sz w:val="18"/>
-        </w:rPr>
-        <w:t xml:space="preserve">    IF NOT EXISTS (SELECT 1 FROM KitchenDetails WHERE KitchenID = @KitchenID)</w:t>
-      </w:r>
-    </w:p>
-    <w:p>
-      <w:pPr>
-        <w:spacing w:after="0" w:before="0"/>
-      </w:pPr>
-      <w:r>
-        <w:rPr>
-          <w:rFonts w:ascii="Consolas" w:hAnsi="Consolas"/>
-          <w:sz w:val="18"/>
-        </w:rPr>
-        <w:t xml:space="preserve">    BEGIN</w:t>
-      </w:r>
-    </w:p>
-    <w:p>
-      <w:pPr>
-        <w:spacing w:after="0" w:before="0"/>
-      </w:pPr>
-      <w:r>
-        <w:rPr>
-          <w:rFonts w:ascii="Consolas" w:hAnsi="Consolas"/>
-          <w:sz w:val="18"/>
-        </w:rPr>
-        <w:t xml:space="preserve">        SELECT CONCAT('Rejected - no kitchen with ID ', ISNULL(@KitchenID, 0), '.') AS 'Result';</w:t>
-      </w:r>
-    </w:p>
-    <w:p>
-      <w:pPr>
-        <w:spacing w:after="0" w:before="0"/>
-      </w:pPr>
-      <w:r>
-        <w:rPr>
-          <w:rFonts w:ascii="Consolas" w:hAnsi="Consolas"/>
-          <w:sz w:val="18"/>
-        </w:rPr>
-        <w:t xml:space="preserve">        RETURN 1;</w:t>
-      </w:r>
-    </w:p>
-    <w:p>
-      <w:pPr>
-        <w:spacing w:after="0" w:before="0"/>
-      </w:pPr>
-      <w:r>
-        <w:rPr>
-          <w:rFonts w:ascii="Consolas" w:hAnsi="Consolas"/>
-          <w:sz w:val="18"/>
-        </w:rPr>
-        <w:t xml:space="preserve">    END;</w:t>
-      </w:r>
-    </w:p>
-    <w:p>
-      <w:pPr>
-        <w:spacing w:after="0" w:before="0"/>
-      </w:pPr>
-      <w:r>
-        <w:rPr>
-          <w:rFonts w:ascii="Consolas" w:hAnsi="Consolas"/>
-          <w:sz w:val="18"/>
-        </w:rPr>
-      </w:r>
-    </w:p>
-    <w:p>
-      <w:pPr>
-        <w:spacing w:after="0" w:before="0"/>
-      </w:pPr>
-      <w:r>
-        <w:rPr>
-          <w:rFonts w:ascii="Consolas" w:hAnsi="Consolas"/>
-          <w:sz w:val="18"/>
-        </w:rPr>
-        <w:t xml:space="preserve">    IF @InspectionDate IS NULL</w:t>
-      </w:r>
-    </w:p>
-    <w:p>
-      <w:pPr>
-        <w:spacing w:after="0" w:before="0"/>
-      </w:pPr>
-      <w:r>
-        <w:rPr>
-          <w:rFonts w:ascii="Consolas" w:hAnsi="Consolas"/>
-          <w:sz w:val="18"/>
-        </w:rPr>
-        <w:t xml:space="preserve">        SELECT @InspectionDate = SYSDATETIME();</w:t>
-      </w:r>
-    </w:p>
-    <w:p>
-      <w:pPr>
-        <w:spacing w:after="0" w:before="0"/>
-      </w:pPr>
-      <w:r>
-        <w:rPr>
-          <w:rFonts w:ascii="Consolas" w:hAnsi="Consolas"/>
-          <w:sz w:val="18"/>
-        </w:rPr>
-      </w:r>
-    </w:p>
-    <w:p>
-      <w:pPr>
-        <w:spacing w:after="0" w:before="0"/>
-      </w:pPr>
-      <w:r>
-        <w:rPr>
-          <w:rFonts w:ascii="Consolas" w:hAnsi="Consolas"/>
-          <w:sz w:val="18"/>
-        </w:rPr>
-        <w:t xml:space="preserve">    BEGIN TRY</w:t>
-      </w:r>
-    </w:p>
-    <w:p>
-      <w:pPr>
-        <w:spacing w:after="0" w:before="0"/>
-      </w:pPr>
-      <w:r>
-        <w:rPr>
-          <w:rFonts w:ascii="Consolas" w:hAnsi="Consolas"/>
-          <w:sz w:val="18"/>
-        </w:rPr>
-        <w:t xml:space="preserve">        BEGIN TRAN;</w:t>
-      </w:r>
-    </w:p>
-    <w:p>
-      <w:pPr>
-        <w:spacing w:after="0" w:before="0"/>
-      </w:pPr>
-      <w:r>
-        <w:rPr>
-          <w:rFonts w:ascii="Consolas" w:hAnsi="Consolas"/>
-          <w:sz w:val="18"/>
-        </w:rPr>
-        <w:t xml:space="preserve">            UPDATE KitchenDetails</w:t>
-      </w:r>
-    </w:p>
-    <w:p>
-      <w:pPr>
-        <w:spacing w:after="0" w:before="0"/>
-      </w:pPr>
-      <w:r>
-        <w:rPr>
-          <w:rFonts w:ascii="Consolas" w:hAnsi="Consolas"/>
-          <w:sz w:val="18"/>
-        </w:rPr>
-        <w:t xml:space="preserve">            SET InspectionComments = @Comments,</w:t>
-      </w:r>
-    </w:p>
-    <w:p>
-      <w:pPr>
-        <w:spacing w:after="0" w:before="0"/>
-      </w:pPr>
-      <w:r>
-        <w:rPr>
-          <w:rFonts w:ascii="Consolas" w:hAnsi="Consolas"/>
-          <w:sz w:val="18"/>
-        </w:rPr>
-        <w:t xml:space="preserve">                InspectionPassed = @InspectionPassed,</w:t>
-      </w:r>
-    </w:p>
-    <w:p>
-      <w:pPr>
-        <w:spacing w:after="0" w:before="0"/>
-      </w:pPr>
-      <w:r>
-        <w:rPr>
-          <w:rFonts w:ascii="Consolas" w:hAnsi="Consolas"/>
-          <w:sz w:val="18"/>
-        </w:rPr>
-        <w:t xml:space="preserve">                LastInspectionDate = @InspectionDate</w:t>
-      </w:r>
-    </w:p>
-    <w:p>
-      <w:pPr>
-        <w:spacing w:after="0" w:before="0"/>
-      </w:pPr>
-      <w:r>
-        <w:rPr>
-          <w:rFonts w:ascii="Consolas" w:hAnsi="Consolas"/>
-          <w:sz w:val="18"/>
-        </w:rPr>
-        <w:t xml:space="preserve">            WHERE KitchenID = @KitchenID;</w:t>
-      </w:r>
-    </w:p>
-    <w:p>
-      <w:pPr>
-        <w:spacing w:after="0" w:before="0"/>
-      </w:pPr>
-      <w:r>
-        <w:rPr>
-          <w:rFonts w:ascii="Consolas" w:hAnsi="Consolas"/>
-          <w:sz w:val="18"/>
-        </w:rPr>
-        <w:t xml:space="preserve">        COMMIT TRAN;</w:t>
-      </w:r>
-    </w:p>
-    <w:p>
-      <w:pPr>
-        <w:spacing w:after="0" w:before="0"/>
-      </w:pPr>
-      <w:r>
-        <w:rPr>
-          <w:rFonts w:ascii="Consolas" w:hAnsi="Consolas"/>
-          <w:sz w:val="18"/>
-        </w:rPr>
-        <w:t xml:space="preserve">    END TRY</w:t>
-      </w:r>
-    </w:p>
-    <w:p>
-      <w:pPr>
-        <w:spacing w:after="0" w:before="0"/>
-      </w:pPr>
-      <w:r>
-        <w:rPr>
-          <w:rFonts w:ascii="Consolas" w:hAnsi="Consolas"/>
-          <w:sz w:val="18"/>
-        </w:rPr>
-        <w:t xml:space="preserve">    BEGIN CATCH</w:t>
-      </w:r>
-    </w:p>
-    <w:p>
-      <w:pPr>
-        <w:spacing w:after="0" w:before="0"/>
-      </w:pPr>
-      <w:r>
-        <w:rPr>
-          <w:rFonts w:ascii="Consolas" w:hAnsi="Consolas"/>
-          <w:sz w:val="18"/>
-        </w:rPr>
-        <w:t xml:space="preserve">        IF @@TRANCOUNT &gt; 0 ROLLBACK TRAN;</w:t>
-      </w:r>
-    </w:p>
-    <w:p>
-      <w:pPr>
-        <w:spacing w:after="0" w:before="0"/>
-      </w:pPr>
-      <w:r>
-        <w:rPr>
-          <w:rFonts w:ascii="Consolas" w:hAnsi="Consolas"/>
-          <w:sz w:val="18"/>
-        </w:rPr>
-        <w:t xml:space="preserve">        SELECT CONCAT('Rejected - ', ERROR_MESSAGE()) AS 'Result';</w:t>
-      </w:r>
-    </w:p>
-    <w:p>
-      <w:pPr>
-        <w:spacing w:after="0" w:before="0"/>
-      </w:pPr>
-      <w:r>
-        <w:rPr>
-          <w:rFonts w:ascii="Consolas" w:hAnsi="Consolas"/>
-          <w:sz w:val="18"/>
-        </w:rPr>
-        <w:t xml:space="preserve">        RETURN 1;</w:t>
-      </w:r>
-    </w:p>
-    <w:p>
-      <w:pPr>
-        <w:spacing w:after="0" w:before="0"/>
-      </w:pPr>
-      <w:r>
-        <w:rPr>
-          <w:rFonts w:ascii="Consolas" w:hAnsi="Consolas"/>
-          <w:sz w:val="18"/>
-        </w:rPr>
-        <w:t xml:space="preserve">    END CATCH;</w:t>
-      </w:r>
-    </w:p>
-    <w:p>
-      <w:pPr>
-        <w:spacing w:after="0" w:before="0"/>
-      </w:pPr>
-      <w:r>
-        <w:rPr>
-          <w:rFonts w:ascii="Consolas" w:hAnsi="Consolas"/>
-          <w:sz w:val="18"/>
-        </w:rPr>
-      </w:r>
-    </w:p>
-    <w:p>
-      <w:pPr>
-        <w:spacing w:after="0" w:before="0"/>
-      </w:pPr>
-      <w:r>
-        <w:rPr>
-          <w:rFonts w:ascii="Consolas" w:hAnsi="Consolas"/>
-          <w:sz w:val="18"/>
-        </w:rPr>
-        <w:t xml:space="preserve">    -- return the updated row</w:t>
-      </w:r>
-    </w:p>
-    <w:p>
-      <w:pPr>
-        <w:spacing w:after="0" w:before="0"/>
-      </w:pPr>
-      <w:r>
-        <w:rPr>
-          <w:rFonts w:ascii="Consolas" w:hAnsi="Consolas"/>
-          <w:sz w:val="18"/>
-        </w:rPr>
-        <w:t xml:space="preserve">    SELECT * FROM KitchenDetails WHERE KitchenID = @KitchenID;</w:t>
-      </w:r>
-    </w:p>
-    <w:p>
-      <w:pPr>
-        <w:spacing w:after="0" w:before="0"/>
-      </w:pPr>
-      <w:r>
-        <w:rPr>
-          <w:rFonts w:ascii="Consolas" w:hAnsi="Consolas"/>
-          <w:sz w:val="18"/>
-        </w:rPr>
-        <w:t xml:space="preserve">    RETURN 0;</w:t>
-      </w:r>
-    </w:p>
-    <w:p>
-      <w:pPr>
-        <w:spacing w:after="0" w:before="0"/>
-      </w:pPr>
-      <w:r>
-        <w:rPr>
-          <w:rFonts w:ascii="Consolas" w:hAnsi="Consolas"/>
-          <w:sz w:val="18"/>
-        </w:rPr>
-        <w:t>END;</w:t>
-      </w:r>
-    </w:p>
-    <w:p/>
-    <w:p>
-      <w:pPr>
-        <w:pStyle w:val="Heading3"/>
-      </w:pPr>
-      <w:r>
-        <w:t>Test</w:t>
-      </w:r>
-    </w:p>
-    <w:p>
-      <w:r>
-        <w:rPr>
-          <w:rFonts w:ascii="Consolas" w:hAnsi="Consolas"/>
-          <w:b/>
-          <w:sz w:val="20"/>
-        </w:rPr>
-        <w:t>EXEC spN_UpdateKitchenDetails @KitchenID = @TestKitchen, @Comments = 'Insufficient fire suppression system.', @InspectionPassed = 0;   -- the test kitchen inserted above</w:t>
-      </w:r>
-    </w:p>
-    <w:p>
-      <w:r>
-        <w:rPr>
-          <w:b w:val="0"/>
-          <w:i w:val="0"/>
-        </w:rPr>
-        <w:t>Nicholas's original test ran the same update against kitchen 2, before and after:</w:t>
-      </w:r>
-    </w:p>
-    <w:p>
-      <w:pPr>
-        <w:jc w:val="center"/>
-      </w:pPr>
-      <w:r>
-        <w:drawing>
-          <wp:inline xmlns:a="http://schemas.openxmlformats.org/drawingml/2006/main" xmlns:pic="http://schemas.openxmlformats.org/drawingml/2006/picture">
-            <wp:extent cx="5943600" cy="1494319"/>
-            <wp:docPr id="8" name="Picture 8"/>
-            <wp:cNvGraphicFramePr>
-              <a:graphicFrameLocks noChangeAspect="1"/>
-            </wp:cNvGraphicFramePr>
-            <a:graphic>
-              <a:graphicData uri="http://schemas.openxmlformats.org/drawingml/2006/picture">
-                <pic:pic>
-                  <pic:nvPicPr>
-                    <pic:cNvPr id="0" name="nicholas_upd_kitchen_before.png"/>
-                    <pic:cNvPicPr/>
-                  </pic:nvPicPr>
-                  <pic:blipFill>
-                    <a:blip r:embed="rId16"/>
-                    <a:stretch>
-                      <a:fillRect/>
-                    </a:stretch>
-                  </pic:blipFill>
-                  <pic:spPr>
-                    <a:xfrm>
-                      <a:off x="0" y="0"/>
-                      <a:ext cx="5943600" cy="1494319"/>
-                    </a:xfrm>
-                    <a:prstGeom prst="rect"/>
-                  </pic:spPr>
-                </pic:pic>
-              </a:graphicData>
-            </a:graphic>
-          </wp:inline>
-        </w:drawing>
-      </w:r>
-    </w:p>
-    <w:p>
-      <w:r>
-        <w:rPr>
-          <w:b w:val="0"/>
-          <w:i/>
-          <w:sz w:val="20"/>
-        </w:rPr>
-        <w:t>Figure 9: KitchenDetails before - kitchen 2 passed its 2 February inspection.</w:t>
-      </w:r>
-    </w:p>
-    <w:p>
-      <w:pPr>
-        <w:jc w:val="center"/>
-      </w:pPr>
-      <w:r>
-        <w:drawing>
-          <wp:inline xmlns:a="http://schemas.openxmlformats.org/drawingml/2006/main" xmlns:pic="http://schemas.openxmlformats.org/drawingml/2006/picture">
-            <wp:extent cx="5943600" cy="1378409"/>
-            <wp:docPr id="9" name="Picture 9"/>
-            <wp:cNvGraphicFramePr>
-              <a:graphicFrameLocks noChangeAspect="1"/>
-            </wp:cNvGraphicFramePr>
-            <a:graphic>
-              <a:graphicData uri="http://schemas.openxmlformats.org/drawingml/2006/picture">
-                <pic:pic>
-                  <pic:nvPicPr>
-                    <pic:cNvPr id="0" name="nicholas_upd_kitchen_after.png"/>
-                    <pic:cNvPicPr/>
-                  </pic:nvPicPr>
-                  <pic:blipFill>
-                    <a:blip r:embed="rId17"/>
-                    <a:stretch>
-                      <a:fillRect/>
-                    </a:stretch>
-                  </pic:blipFill>
-                  <pic:spPr>
-                    <a:xfrm>
-                      <a:off x="0" y="0"/>
-                      <a:ext cx="5943600" cy="1378409"/>
-                    </a:xfrm>
-                    <a:prstGeom prst="rect"/>
-                  </pic:spPr>
-                </pic:pic>
-              </a:graphicData>
-            </a:graphic>
-          </wp:inline>
-        </w:drawing>
-      </w:r>
-    </w:p>
-    <w:p>
-      <w:r>
-        <w:rPr>
-          <w:b w:val="0"/>
-          <w:i/>
-          <w:sz w:val="20"/>
-        </w:rPr>
-        <w:t>Figure 10: After - kitchen 2 now shows the new comment, InspectionPassed = 0, and the inspection date defaulted to the time of the update.</w:t>
-      </w:r>
-    </w:p>
-    <w:p>
-      <w:pPr>
-        <w:jc w:val="center"/>
-      </w:pPr>
-      <w:r>
-        <w:rPr>
-          <w:b w:val="0"/>
-          <w:i/>
-        </w:rPr>
-        <w:t>[ screenshot 3_update_kitchen.png goes here ]</w:t>
-      </w:r>
-    </w:p>
-    <w:p>
-      <w:r>
-        <w:rPr>
-          <w:b w:val="0"/>
-          <w:i/>
-          <w:sz w:val="20"/>
-        </w:rPr>
-        <w:t>Figure 11: The procedure returns the updated row.</w:t>
-      </w:r>
-    </w:p>
-    <w:p>
-      <w:pPr>
-        <w:pStyle w:val="Heading2"/>
-      </w:pPr>
-      <w:r>
-        <w:t>DELETE - spN_DeleteCharities and spN_DeleteKitchenDetails (Nathan)</w:t>
-      </w:r>
-    </w:p>
-    <w:p>
-      <w:r>
-        <w:rPr>
-          <w:b w:val="0"/>
-          <w:i w:val="0"/>
-        </w:rPr>
-        <w:t>Each deletes one row by its primary key. No other table has a foreign key to Charities or KitchenDetails (chefs are tied to a branch through Demographic, not through the kitchen), so nothing has to be cleared first. Each checks the row exists and returns what it deleted along with the row count.</w:t>
-      </w:r>
-    </w:p>
-    <w:p>
-      <w:pPr>
-        <w:spacing w:after="0" w:before="0"/>
-      </w:pPr>
-      <w:r>
-        <w:rPr>
-          <w:rFonts w:ascii="Consolas" w:hAnsi="Consolas"/>
-          <w:sz w:val="18"/>
-        </w:rPr>
-        <w:t>CREATE PROCEDURE spN_DeleteCharities</w:t>
-      </w:r>
-    </w:p>
-    <w:p>
-      <w:pPr>
-        <w:spacing w:after="0" w:before="0"/>
-      </w:pPr>
-      <w:r>
-        <w:rPr>
-          <w:rFonts w:ascii="Consolas" w:hAnsi="Consolas"/>
-          <w:sz w:val="18"/>
-        </w:rPr>
-        <w:t xml:space="preserve">    @CharityID INT</w:t>
-      </w:r>
-    </w:p>
-    <w:p>
-      <w:pPr>
-        <w:spacing w:after="0" w:before="0"/>
-      </w:pPr>
-      <w:r>
-        <w:rPr>
-          <w:rFonts w:ascii="Consolas" w:hAnsi="Consolas"/>
-          <w:sz w:val="18"/>
-        </w:rPr>
-        <w:t>AS</w:t>
-      </w:r>
-    </w:p>
-    <w:p>
-      <w:pPr>
-        <w:spacing w:after="0" w:before="0"/>
-      </w:pPr>
-      <w:r>
-        <w:rPr>
-          <w:rFonts w:ascii="Consolas" w:hAnsi="Consolas"/>
-          <w:sz w:val="18"/>
-        </w:rPr>
-        <w:t>BEGIN</w:t>
-      </w:r>
-    </w:p>
-    <w:p>
-      <w:pPr>
-        <w:spacing w:after="0" w:before="0"/>
-      </w:pPr>
-      <w:r>
-        <w:rPr>
-          <w:rFonts w:ascii="Consolas" w:hAnsi="Consolas"/>
-          <w:sz w:val="18"/>
-        </w:rPr>
-        <w:t xml:space="preserve">    SET NOCOUNT ON;</w:t>
-      </w:r>
-    </w:p>
-    <w:p>
-      <w:pPr>
-        <w:spacing w:after="0" w:before="0"/>
-      </w:pPr>
-      <w:r>
-        <w:rPr>
-          <w:rFonts w:ascii="Consolas" w:hAnsi="Consolas"/>
-          <w:sz w:val="18"/>
-        </w:rPr>
-      </w:r>
-    </w:p>
-    <w:p>
-      <w:pPr>
-        <w:spacing w:after="0" w:before="0"/>
-      </w:pPr>
-      <w:r>
-        <w:rPr>
-          <w:rFonts w:ascii="Consolas" w:hAnsi="Consolas"/>
-          <w:sz w:val="18"/>
-        </w:rPr>
-        <w:t xml:space="preserve">    IF NOT EXISTS (SELECT 1 FROM Charities WHERE CharityID = @CharityID)</w:t>
-      </w:r>
-    </w:p>
-    <w:p>
-      <w:pPr>
-        <w:spacing w:after="0" w:before="0"/>
-      </w:pPr>
-      <w:r>
-        <w:rPr>
-          <w:rFonts w:ascii="Consolas" w:hAnsi="Consolas"/>
-          <w:sz w:val="18"/>
-        </w:rPr>
-        <w:t xml:space="preserve">    BEGIN</w:t>
-      </w:r>
-    </w:p>
-    <w:p>
-      <w:pPr>
-        <w:spacing w:after="0" w:before="0"/>
-      </w:pPr>
-      <w:r>
-        <w:rPr>
-          <w:rFonts w:ascii="Consolas" w:hAnsi="Consolas"/>
-          <w:sz w:val="18"/>
-        </w:rPr>
-        <w:t xml:space="preserve">        SELECT CONCAT('Rejected - no charity with ID ', ISNULL(@CharityID, 0), '.') AS 'Result';</w:t>
-      </w:r>
-    </w:p>
-    <w:p>
-      <w:pPr>
-        <w:spacing w:after="0" w:before="0"/>
-      </w:pPr>
-      <w:r>
-        <w:rPr>
-          <w:rFonts w:ascii="Consolas" w:hAnsi="Consolas"/>
-          <w:sz w:val="18"/>
-        </w:rPr>
-        <w:t xml:space="preserve">        RETURN 1;</w:t>
-      </w:r>
-    </w:p>
-    <w:p>
-      <w:pPr>
-        <w:spacing w:after="0" w:before="0"/>
-      </w:pPr>
-      <w:r>
-        <w:rPr>
-          <w:rFonts w:ascii="Consolas" w:hAnsi="Consolas"/>
-          <w:sz w:val="18"/>
-        </w:rPr>
-        <w:t xml:space="preserve">    END;</w:t>
-      </w:r>
-    </w:p>
-    <w:p>
-      <w:pPr>
-        <w:spacing w:after="0" w:before="0"/>
-      </w:pPr>
-      <w:r>
-        <w:rPr>
-          <w:rFonts w:ascii="Consolas" w:hAnsi="Consolas"/>
-          <w:sz w:val="18"/>
-        </w:rPr>
-      </w:r>
-    </w:p>
-    <w:p>
-      <w:pPr>
-        <w:spacing w:after="0" w:before="0"/>
-      </w:pPr>
-      <w:r>
-        <w:rPr>
-          <w:rFonts w:ascii="Consolas" w:hAnsi="Consolas"/>
-          <w:sz w:val="18"/>
-        </w:rPr>
-        <w:t xml:space="preserve">    DECLARE @Name NVARCHAR(100) = (SELECT CharityName FROM Charities WHERE CharityID = @CharityID);</w:t>
-      </w:r>
-    </w:p>
-    <w:p>
-      <w:pPr>
-        <w:spacing w:after="0" w:before="0"/>
-      </w:pPr>
-      <w:r>
-        <w:rPr>
-          <w:rFonts w:ascii="Consolas" w:hAnsi="Consolas"/>
-          <w:sz w:val="18"/>
-        </w:rPr>
-      </w:r>
-    </w:p>
-    <w:p>
-      <w:pPr>
-        <w:spacing w:after="0" w:before="0"/>
-      </w:pPr>
-      <w:r>
-        <w:rPr>
-          <w:rFonts w:ascii="Consolas" w:hAnsi="Consolas"/>
-          <w:sz w:val="18"/>
-        </w:rPr>
-        <w:t xml:space="preserve">    DELETE FROM Charities</w:t>
-      </w:r>
-    </w:p>
-    <w:p>
-      <w:pPr>
-        <w:spacing w:after="0" w:before="0"/>
-      </w:pPr>
-      <w:r>
-        <w:rPr>
-          <w:rFonts w:ascii="Consolas" w:hAnsi="Consolas"/>
-          <w:sz w:val="18"/>
-        </w:rPr>
-        <w:t xml:space="preserve">    WHERE CharityID = @CharityID;</w:t>
-      </w:r>
-    </w:p>
-    <w:p>
-      <w:pPr>
-        <w:spacing w:after="0" w:before="0"/>
-      </w:pPr>
-      <w:r>
-        <w:rPr>
-          <w:rFonts w:ascii="Consolas" w:hAnsi="Consolas"/>
-          <w:sz w:val="18"/>
-        </w:rPr>
-      </w:r>
-    </w:p>
-    <w:p>
-      <w:pPr>
-        <w:spacing w:after="0" w:before="0"/>
-      </w:pPr>
-      <w:r>
-        <w:rPr>
-          <w:rFonts w:ascii="Consolas" w:hAnsi="Consolas"/>
-          <w:sz w:val="18"/>
-        </w:rPr>
-        <w:t xml:space="preserve">    DECLARE @Rows INT = @@ROWCOUNT;</w:t>
-      </w:r>
-    </w:p>
-    <w:p>
-      <w:pPr>
-        <w:spacing w:after="0" w:before="0"/>
-      </w:pPr>
-      <w:r>
-        <w:rPr>
-          <w:rFonts w:ascii="Consolas" w:hAnsi="Consolas"/>
-          <w:sz w:val="18"/>
-        </w:rPr>
-      </w:r>
-    </w:p>
-    <w:p>
-      <w:pPr>
-        <w:spacing w:after="0" w:before="0"/>
-      </w:pPr>
-      <w:r>
-        <w:rPr>
-          <w:rFonts w:ascii="Consolas" w:hAnsi="Consolas"/>
-          <w:sz w:val="18"/>
-        </w:rPr>
-        <w:t xml:space="preserve">    SELECT CONCAT('Deleted charity ', @CharityID, ' - ', @Name, '.') AS 'Result',</w:t>
-      </w:r>
-    </w:p>
-    <w:p>
-      <w:pPr>
-        <w:spacing w:after="0" w:before="0"/>
-      </w:pPr>
-      <w:r>
-        <w:rPr>
-          <w:rFonts w:ascii="Consolas" w:hAnsi="Consolas"/>
-          <w:sz w:val="18"/>
-        </w:rPr>
-        <w:t xml:space="preserve">        @Rows AS 'Rows Deleted';</w:t>
-      </w:r>
-    </w:p>
-    <w:p>
-      <w:pPr>
-        <w:spacing w:after="0" w:before="0"/>
-      </w:pPr>
-      <w:r>
-        <w:rPr>
-          <w:rFonts w:ascii="Consolas" w:hAnsi="Consolas"/>
-          <w:sz w:val="18"/>
-        </w:rPr>
-        <w:t xml:space="preserve">    RETURN 0;</w:t>
-      </w:r>
-    </w:p>
-    <w:p>
-      <w:pPr>
-        <w:spacing w:after="0" w:before="0"/>
-      </w:pPr>
-      <w:r>
-        <w:rPr>
-          <w:rFonts w:ascii="Consolas" w:hAnsi="Consolas"/>
-          <w:sz w:val="18"/>
-        </w:rPr>
-        <w:t>END;</w:t>
-      </w:r>
-    </w:p>
-    <w:p/>
-    <w:p>
-      <w:pPr>
-        <w:pStyle w:val="Heading3"/>
-      </w:pPr>
-      <w:r>
-        <w:t>Test</w:t>
-      </w:r>
-    </w:p>
-    <w:p>
-      <w:r>
-        <w:rPr>
-          <w:rFonts w:ascii="Consolas" w:hAnsi="Consolas"/>
-          <w:b/>
-          <w:sz w:val="20"/>
-        </w:rPr>
-        <w:t>EXEC spN_DeleteCharities @CharityID = @TestCharity;   -- the test charity inserted above</w:t>
-      </w:r>
-    </w:p>
-    <w:p>
-      <w:pPr>
-        <w:jc w:val="center"/>
-      </w:pPr>
-      <w:r>
-        <w:rPr>
-          <w:b w:val="0"/>
-          <w:i/>
-        </w:rPr>
-        <w:t>[ screenshot 3_delete_charity.png goes here ]</w:t>
-      </w:r>
-    </w:p>
-    <w:p>
-      <w:r>
-        <w:rPr>
-          <w:b w:val="0"/>
-          <w:i/>
-          <w:sz w:val="20"/>
-        </w:rPr>
-        <w:t>Figure 12: The test charity is deleted and the procedure reports which row went, with 1 row deleted. A bad ID returns a Rejected message.</w:t>
-      </w:r>
-    </w:p>
-    <w:p>
-      <w:pPr>
-        <w:spacing w:after="0" w:before="0"/>
-      </w:pPr>
-      <w:r>
-        <w:rPr>
-          <w:rFonts w:ascii="Consolas" w:hAnsi="Consolas"/>
-          <w:sz w:val="18"/>
-        </w:rPr>
-        <w:t>CREATE PROCEDURE spN_DeleteKitchenDetails</w:t>
-      </w:r>
-    </w:p>
-    <w:p>
-      <w:pPr>
-        <w:spacing w:after="0" w:before="0"/>
-      </w:pPr>
-      <w:r>
-        <w:rPr>
-          <w:rFonts w:ascii="Consolas" w:hAnsi="Consolas"/>
-          <w:sz w:val="18"/>
-        </w:rPr>
-        <w:t xml:space="preserve">    @KitchenID INT</w:t>
-      </w:r>
-    </w:p>
-    <w:p>
-      <w:pPr>
-        <w:spacing w:after="0" w:before="0"/>
-      </w:pPr>
-      <w:r>
-        <w:rPr>
-          <w:rFonts w:ascii="Consolas" w:hAnsi="Consolas"/>
-          <w:sz w:val="18"/>
-        </w:rPr>
-        <w:t>AS</w:t>
-      </w:r>
-    </w:p>
-    <w:p>
-      <w:pPr>
-        <w:spacing w:after="0" w:before="0"/>
-      </w:pPr>
-      <w:r>
-        <w:rPr>
-          <w:rFonts w:ascii="Consolas" w:hAnsi="Consolas"/>
-          <w:sz w:val="18"/>
-        </w:rPr>
-        <w:t>BEGIN</w:t>
-      </w:r>
-    </w:p>
-    <w:p>
-      <w:pPr>
-        <w:spacing w:after="0" w:before="0"/>
-      </w:pPr>
-      <w:r>
-        <w:rPr>
-          <w:rFonts w:ascii="Consolas" w:hAnsi="Consolas"/>
-          <w:sz w:val="18"/>
-        </w:rPr>
-        <w:t xml:space="preserve">    SET NOCOUNT ON;</w:t>
-      </w:r>
-    </w:p>
-    <w:p>
-      <w:pPr>
-        <w:spacing w:after="0" w:before="0"/>
-      </w:pPr>
-      <w:r>
-        <w:rPr>
-          <w:rFonts w:ascii="Consolas" w:hAnsi="Consolas"/>
-          <w:sz w:val="18"/>
-        </w:rPr>
-      </w:r>
-    </w:p>
-    <w:p>
-      <w:pPr>
-        <w:spacing w:after="0" w:before="0"/>
-      </w:pPr>
-      <w:r>
-        <w:rPr>
-          <w:rFonts w:ascii="Consolas" w:hAnsi="Consolas"/>
-          <w:sz w:val="18"/>
-        </w:rPr>
-        <w:t xml:space="preserve">    IF NOT EXISTS (SELECT 1 FROM KitchenDetails WHERE KitchenID = @KitchenID)</w:t>
-      </w:r>
-    </w:p>
-    <w:p>
-      <w:pPr>
-        <w:spacing w:after="0" w:before="0"/>
-      </w:pPr>
-      <w:r>
-        <w:rPr>
-          <w:rFonts w:ascii="Consolas" w:hAnsi="Consolas"/>
-          <w:sz w:val="18"/>
-        </w:rPr>
-        <w:t xml:space="preserve">    BEGIN</w:t>
-      </w:r>
-    </w:p>
-    <w:p>
-      <w:pPr>
-        <w:spacing w:after="0" w:before="0"/>
-      </w:pPr>
-      <w:r>
-        <w:rPr>
-          <w:rFonts w:ascii="Consolas" w:hAnsi="Consolas"/>
-          <w:sz w:val="18"/>
-        </w:rPr>
-        <w:t xml:space="preserve">        SELECT CONCAT('Rejected - no kitchen with ID ', ISNULL(@KitchenID, 0), '.') AS 'Result';</w:t>
-      </w:r>
-    </w:p>
-    <w:p>
-      <w:pPr>
-        <w:spacing w:after="0" w:before="0"/>
-      </w:pPr>
-      <w:r>
-        <w:rPr>
-          <w:rFonts w:ascii="Consolas" w:hAnsi="Consolas"/>
-          <w:sz w:val="18"/>
-        </w:rPr>
-        <w:t xml:space="preserve">        RETURN 1;</w:t>
-      </w:r>
-    </w:p>
-    <w:p>
-      <w:pPr>
-        <w:spacing w:after="0" w:before="0"/>
-      </w:pPr>
-      <w:r>
-        <w:rPr>
-          <w:rFonts w:ascii="Consolas" w:hAnsi="Consolas"/>
-          <w:sz w:val="18"/>
-        </w:rPr>
-        <w:t xml:space="preserve">    END;</w:t>
-      </w:r>
-    </w:p>
-    <w:p>
-      <w:pPr>
-        <w:spacing w:after="0" w:before="0"/>
-      </w:pPr>
-      <w:r>
-        <w:rPr>
-          <w:rFonts w:ascii="Consolas" w:hAnsi="Consolas"/>
-          <w:sz w:val="18"/>
-        </w:rPr>
-      </w:r>
-    </w:p>
-    <w:p>
-      <w:pPr>
-        <w:spacing w:after="0" w:before="0"/>
-      </w:pPr>
-      <w:r>
-        <w:rPr>
-          <w:rFonts w:ascii="Consolas" w:hAnsi="Consolas"/>
-          <w:sz w:val="18"/>
-        </w:rPr>
-        <w:t xml:space="preserve">    DECLARE @Branch NVARCHAR(100) = (</w:t>
-      </w:r>
-    </w:p>
-    <w:p>
-      <w:pPr>
-        <w:spacing w:after="0" w:before="0"/>
-      </w:pPr>
-      <w:r>
-        <w:rPr>
-          <w:rFonts w:ascii="Consolas" w:hAnsi="Consolas"/>
-          <w:sz w:val="18"/>
-        </w:rPr>
-        <w:t xml:space="preserve">        SELECT d.LocationName</w:t>
-      </w:r>
-    </w:p>
-    <w:p>
-      <w:pPr>
-        <w:spacing w:after="0" w:before="0"/>
-      </w:pPr>
-      <w:r>
-        <w:rPr>
-          <w:rFonts w:ascii="Consolas" w:hAnsi="Consolas"/>
-          <w:sz w:val="18"/>
-        </w:rPr>
-        <w:t xml:space="preserve">        FROM KitchenDetails k</w:t>
-      </w:r>
-    </w:p>
-    <w:p>
-      <w:pPr>
-        <w:spacing w:after="0" w:before="0"/>
-      </w:pPr>
-      <w:r>
-        <w:rPr>
-          <w:rFonts w:ascii="Consolas" w:hAnsi="Consolas"/>
-          <w:sz w:val="18"/>
-        </w:rPr>
-        <w:t xml:space="preserve">            INNER JOIN Demographic d ON k.LocationID = d.LocationID</w:t>
-      </w:r>
-    </w:p>
-    <w:p>
-      <w:pPr>
-        <w:spacing w:after="0" w:before="0"/>
-      </w:pPr>
-      <w:r>
-        <w:rPr>
-          <w:rFonts w:ascii="Consolas" w:hAnsi="Consolas"/>
-          <w:sz w:val="18"/>
-        </w:rPr>
-        <w:t xml:space="preserve">        WHERE k.KitchenID = @KitchenID);</w:t>
-      </w:r>
-    </w:p>
-    <w:p>
-      <w:pPr>
-        <w:spacing w:after="0" w:before="0"/>
-      </w:pPr>
-      <w:r>
-        <w:rPr>
-          <w:rFonts w:ascii="Consolas" w:hAnsi="Consolas"/>
-          <w:sz w:val="18"/>
-        </w:rPr>
-      </w:r>
-    </w:p>
-    <w:p>
-      <w:pPr>
-        <w:spacing w:after="0" w:before="0"/>
-      </w:pPr>
-      <w:r>
-        <w:rPr>
-          <w:rFonts w:ascii="Consolas" w:hAnsi="Consolas"/>
-          <w:sz w:val="18"/>
-        </w:rPr>
-        <w:t xml:space="preserve">    DELETE FROM KitchenDetails</w:t>
-      </w:r>
-    </w:p>
-    <w:p>
-      <w:pPr>
-        <w:spacing w:after="0" w:before="0"/>
-      </w:pPr>
-      <w:r>
-        <w:rPr>
-          <w:rFonts w:ascii="Consolas" w:hAnsi="Consolas"/>
-          <w:sz w:val="18"/>
-        </w:rPr>
-        <w:t xml:space="preserve">    WHERE KitchenID = @KitchenID;</w:t>
-      </w:r>
-    </w:p>
-    <w:p>
-      <w:pPr>
-        <w:spacing w:after="0" w:before="0"/>
-      </w:pPr>
-      <w:r>
-        <w:rPr>
-          <w:rFonts w:ascii="Consolas" w:hAnsi="Consolas"/>
-          <w:sz w:val="18"/>
-        </w:rPr>
-      </w:r>
-    </w:p>
-    <w:p>
-      <w:pPr>
-        <w:spacing w:after="0" w:before="0"/>
-      </w:pPr>
-      <w:r>
-        <w:rPr>
-          <w:rFonts w:ascii="Consolas" w:hAnsi="Consolas"/>
-          <w:sz w:val="18"/>
-        </w:rPr>
-        <w:t xml:space="preserve">    DECLARE @Rows INT = @@ROWCOUNT;</w:t>
-      </w:r>
-    </w:p>
-    <w:p>
-      <w:pPr>
-        <w:spacing w:after="0" w:before="0"/>
-      </w:pPr>
-      <w:r>
-        <w:rPr>
-          <w:rFonts w:ascii="Consolas" w:hAnsi="Consolas"/>
-          <w:sz w:val="18"/>
-        </w:rPr>
-      </w:r>
-    </w:p>
-    <w:p>
-      <w:pPr>
-        <w:spacing w:after="0" w:before="0"/>
-      </w:pPr>
-      <w:r>
-        <w:rPr>
-          <w:rFonts w:ascii="Consolas" w:hAnsi="Consolas"/>
-          <w:sz w:val="18"/>
-        </w:rPr>
-        <w:t xml:space="preserve">    SELECT CONCAT('Deleted kitchen ', @KitchenID, ' at ', @Branch, '.') AS 'Result',</w:t>
-      </w:r>
-    </w:p>
-    <w:p>
-      <w:pPr>
-        <w:spacing w:after="0" w:before="0"/>
-      </w:pPr>
-      <w:r>
-        <w:rPr>
-          <w:rFonts w:ascii="Consolas" w:hAnsi="Consolas"/>
-          <w:sz w:val="18"/>
-        </w:rPr>
-        <w:t xml:space="preserve">        @Rows AS 'Rows Deleted';</w:t>
-      </w:r>
-    </w:p>
-    <w:p>
-      <w:pPr>
-        <w:spacing w:after="0" w:before="0"/>
-      </w:pPr>
-      <w:r>
-        <w:rPr>
-          <w:rFonts w:ascii="Consolas" w:hAnsi="Consolas"/>
-          <w:sz w:val="18"/>
-        </w:rPr>
-        <w:t xml:space="preserve">    RETURN 0;</w:t>
-      </w:r>
-    </w:p>
-    <w:p>
-      <w:pPr>
-        <w:spacing w:after="0" w:before="0"/>
-      </w:pPr>
-      <w:r>
-        <w:rPr>
-          <w:rFonts w:ascii="Consolas" w:hAnsi="Consolas"/>
-          <w:sz w:val="18"/>
-        </w:rPr>
-        <w:t>END;</w:t>
-      </w:r>
-    </w:p>
-    <w:p/>
-    <w:p>
-      <w:pPr>
-        <w:pStyle w:val="Heading3"/>
-      </w:pPr>
-      <w:r>
-        <w:t>Test</w:t>
-      </w:r>
-    </w:p>
-    <w:p>
-      <w:r>
-        <w:rPr>
-          <w:rFonts w:ascii="Consolas" w:hAnsi="Consolas"/>
-          <w:b/>
-          <w:sz w:val="20"/>
-        </w:rPr>
-        <w:t>EXEC spN_DeleteKitchenDetails @KitchenID = @TestKitchen;   -- the test kitchen inserted above</w:t>
-      </w:r>
-    </w:p>
-    <w:p>
-      <w:pPr>
-        <w:jc w:val="center"/>
-      </w:pPr>
-      <w:r>
-        <w:rPr>
-          <w:b w:val="0"/>
-          <w:i/>
-        </w:rPr>
-        <w:t>[ screenshot 3_delete_kitchen.png goes here ]</w:t>
-      </w:r>
-    </w:p>
-    <w:p>
-      <w:r>
-        <w:rPr>
-          <w:b w:val="0"/>
-          <w:i/>
-          <w:sz w:val="20"/>
-        </w:rPr>
-        <w:t>Figure 13: The test kitchen is deleted; Charities and KitchenDetails are back to 15 and 5 rows.</w:t>
+        <w:t>Figure 6: After the full insert, update, delete cycle Charities and KitchenDetails are back at 15 and 5 rows, exactly as they started.</w:t>
       </w:r>
     </w:p>
     <w:sectPr>
